--- a/dist/submission_v2/P3_Vietnam_VN.docx
+++ b/dist/submission_v2/P3_Vietnam_VN.docx
@@ -2,7 +2,7 @@
 <file path=word/document.xml><?xml version="1.0" encoding="utf-8"?>
 <w:document xmlns:w="http://schemas.openxmlformats.org/wordprocessingml/2006/main" xmlns:m="http://schemas.openxmlformats.org/officeDocument/2006/math" xmlns:r="http://schemas.openxmlformats.org/officeDocument/2006/relationships" xmlns:o="urn:schemas-microsoft-com:office:office" xmlns:v="urn:schemas-microsoft-com:vml" xmlns:w10="urn:schemas-microsoft-com:office:word" xmlns:a="http://schemas.openxmlformats.org/drawingml/2006/main" xmlns:pic="http://schemas.openxmlformats.org/drawingml/2006/picture" xmlns:wp="http://schemas.openxmlformats.org/drawingml/2006/wordprocessingDrawing">
   <w:body>
-    <w:bookmarkStart w:id="115" w:name="X29220117ad07bdb712d69edefae70b6752b4e03"/>
+    <w:bookmarkStart w:id="133" w:name="X29220117ad07bdb712d69edefae70b6752b4e03"/>
     <w:p>
       <w:pPr>
         <w:pStyle w:val="Heading1"/>
@@ -718,7 +718,7 @@
     </w:p>
     <w:bookmarkEnd w:id="29"/>
     <w:bookmarkEnd w:id="30"/>
-    <w:bookmarkStart w:id="35" w:name="Xc948a667d59efd33f3b5fae659341d5c8fb2e03"/>
+    <w:bookmarkStart w:id="38" w:name="Xc948a667d59efd33f3b5fae659341d5c8fb2e03"/>
     <w:p>
       <w:pPr>
         <w:pStyle w:val="Heading2"/>
@@ -1003,7 +1003,7 @@
       </w:r>
     </w:p>
     <w:bookmarkEnd w:id="33"/>
-    <w:bookmarkStart w:id="34" w:name="X4c82bd636935ae41242da098284bc345b952623"/>
+    <w:bookmarkStart w:id="37" w:name="X4c82bd636935ae41242da098284bc345b952623"/>
     <w:p>
       <w:pPr>
         <w:pStyle w:val="Heading3"/>
@@ -1274,7 +1274,46 @@
         <w:pStyle w:val="BodyText"/>
       </w:pPr>
       <w:r>
-        <w:t xml:space="preserve">Hình 1: Mô hình khái niệm — TCI, DAI và cường độ xuất khẩu là các yếu tố quyết định hiệu quả doanh nghiệp (Việt Nam, 3 đợt)</w:t>
+        <w:drawing>
+          <wp:inline>
+            <wp:extent cx="5753100" cy="3160501"/>
+            <wp:effectExtent b="0" l="0" r="0" t="0"/>
+            <wp:docPr descr="Hình 1: Mô hình khái niệm — TCI, DAI và cường độ xuất khẩu là các yếu tố quyết định hiệu quả doanh nghiệp (Việt Nam, 3 đợt)" title="" id="35" name="Picture"/>
+            <a:graphic>
+              <a:graphicData uri="http://schemas.openxmlformats.org/drawingml/2006/picture">
+                <pic:pic>
+                  <pic:nvPicPr>
+                    <pic:cNvPr descr="figures/vietnam/figure_1_conceptual_model.png" id="36" name="Picture"/>
+                    <pic:cNvPicPr>
+                      <a:picLocks noChangeArrowheads="1" noChangeAspect="1"/>
+                    </pic:cNvPicPr>
+                  </pic:nvPicPr>
+                  <pic:blipFill>
+                    <a:blip r:embed="rId34"/>
+                    <a:stretch>
+                      <a:fillRect/>
+                    </a:stretch>
+                  </pic:blipFill>
+                  <pic:spPr bwMode="auto">
+                    <a:xfrm>
+                      <a:off x="0" y="0"/>
+                      <a:ext cx="5753100" cy="3160501"/>
+                    </a:xfrm>
+                    <a:prstGeom prst="rect">
+                      <a:avLst/>
+                    </a:prstGeom>
+                    <a:noFill/>
+                    <a:ln w="9525">
+                      <a:noFill/>
+                      <a:headEnd/>
+                      <a:tailEnd/>
+                    </a:ln>
+                  </pic:spPr>
+                </pic:pic>
+              </a:graphicData>
+            </a:graphic>
+          </wp:inline>
+        </w:drawing>
       </w:r>
     </w:p>
     <w:p>
@@ -1320,9 +1359,9 @@
         </w:pict>
       </w:r>
     </w:p>
-    <w:bookmarkEnd w:id="34"/>
-    <w:bookmarkEnd w:id="35"/>
-    <w:bookmarkStart w:id="41" w:name="X9625864dada8107383b4a16f8e95c829edc6c27"/>
+    <w:bookmarkEnd w:id="37"/>
+    <w:bookmarkEnd w:id="38"/>
+    <w:bookmarkStart w:id="44" w:name="X9625864dada8107383b4a16f8e95c829edc6c27"/>
     <w:p>
       <w:pPr>
         <w:pStyle w:val="Heading2"/>
@@ -1331,7 +1370,7 @@
         <w:t xml:space="preserve">3. Dữ liệu, biến số và chiến lược thực nghiệm</w:t>
       </w:r>
     </w:p>
-    <w:bookmarkStart w:id="36" w:name="Xe2cb903402e003c83e737f7cc4a1dae6c613e85"/>
+    <w:bookmarkStart w:id="39" w:name="Xe2cb903402e003c83e737f7cc4a1dae6c613e85"/>
     <w:p>
       <w:pPr>
         <w:pStyle w:val="Heading3"/>
@@ -1356,8 +1395,8 @@
         <w:t xml:space="preserve">Mẫu ước lượng hiệu quả thay đổi qua các đặc tả mô hình do giá trị thiếu trong các biến năng lực. Trong các mô hình đầy đủ theo từng đợt, các mẫu có thể sử dụng là 989 quan sát năm 2009, 956 năm 2015 và 1.013 năm 2023. Mô hình đầy đủ gộp chứa 2.958 quan sát. Cấu trúc này cung cấp đủ biến đổi để so sánh tác động trực tiếp và mô hình có điều kiện qua các giai đoạn.</w:t>
       </w:r>
     </w:p>
-    <w:bookmarkEnd w:id="36"/>
-    <w:bookmarkStart w:id="37" w:name="X4ccc2fb137c87b79d1e71cbfea6dc6e4b23640a"/>
+    <w:bookmarkEnd w:id="39"/>
+    <w:bookmarkStart w:id="40" w:name="X4ccc2fb137c87b79d1e71cbfea6dc6e4b23640a"/>
     <w:p>
       <w:pPr>
         <w:pStyle w:val="Heading3"/>
@@ -2105,8 +2144,8 @@
         <w:t xml:space="preserve">Một lưu ý về xử lý mã thiếu. Công cụ WBES mã hóa các phản hồi không biết và từ chối trả lời là -9. Nghiên cứu coi -9 là giá trị thiếu trước khi xây dựng bất kỳ chỉ số tổng hợp nào và áp dụng loại bỏ theo danh sách trên tập biến trọng tâm (lnLP, lnEmp, FirmAge, ForeignOwned, FSTS, TCI_z, DAI_z, sector1). Các mẫu phân tích kết quả là 989, 956 và 1.013 quan sát cho các năm 2009, 2015 và 2023 tương ứng; N gộp là 2.958.</w:t>
       </w:r>
     </w:p>
-    <w:bookmarkEnd w:id="37"/>
-    <w:bookmarkStart w:id="38" w:name="X8642aea1e604fb368b9205dd294c100b0dc6e7e"/>
+    <w:bookmarkEnd w:id="40"/>
+    <w:bookmarkStart w:id="41" w:name="X8642aea1e604fb368b9205dd294c100b0dc6e7e"/>
     <w:p>
       <w:pPr>
         <w:pStyle w:val="Heading3"/>
@@ -2468,8 +2507,8 @@
         </w:pict>
       </w:r>
     </w:p>
-    <w:bookmarkEnd w:id="38"/>
-    <w:bookmarkStart w:id="39" w:name="X9dd51d5385206aa95626df6ef4436b2a6840729"/>
+    <w:bookmarkEnd w:id="41"/>
+    <w:bookmarkStart w:id="42" w:name="X9dd51d5385206aa95626df6ef4436b2a6840729"/>
     <w:p>
       <w:pPr>
         <w:pStyle w:val="Heading3"/>
@@ -2555,8 +2594,8 @@
         </w:pict>
       </w:r>
     </w:p>
-    <w:bookmarkEnd w:id="39"/>
-    <w:bookmarkStart w:id="40" w:name="X51553d7a0aa06cb8598670642b9b472abf71ca4"/>
+    <w:bookmarkEnd w:id="42"/>
+    <w:bookmarkStart w:id="43" w:name="X51553d7a0aa06cb8598670642b9b472abf71ca4"/>
     <w:p>
       <w:pPr>
         <w:pStyle w:val="Heading3"/>
@@ -2588,9 +2627,9 @@
         </w:pict>
       </w:r>
     </w:p>
-    <w:bookmarkEnd w:id="40"/>
-    <w:bookmarkEnd w:id="41"/>
-    <w:bookmarkStart w:id="49" w:name="Xc1528237297c4ce8999628372a6b48494fd6214"/>
+    <w:bookmarkEnd w:id="43"/>
+    <w:bookmarkEnd w:id="44"/>
+    <w:bookmarkStart w:id="67" w:name="Xc1528237297c4ce8999628372a6b48494fd6214"/>
     <w:p>
       <w:pPr>
         <w:pStyle w:val="Heading2"/>
@@ -2614,7 +2653,7 @@
         </w:pict>
       </w:r>
     </w:p>
-    <w:bookmarkStart w:id="42" w:name="X20f2ecaf0c0bb6962fab79a83ac7cce2d90a2b3"/>
+    <w:bookmarkStart w:id="45" w:name="X20f2ecaf0c0bb6962fab79a83ac7cce2d90a2b3"/>
     <w:p>
       <w:pPr>
         <w:pStyle w:val="Heading3"/>
@@ -2686,8 +2725,8 @@
         </w:pict>
       </w:r>
     </w:p>
-    <w:bookmarkEnd w:id="42"/>
-    <w:bookmarkStart w:id="43" w:name="X24d51f9079bfffa9c55643ac39b315389bc2357"/>
+    <w:bookmarkEnd w:id="45"/>
+    <w:bookmarkStart w:id="58" w:name="X24d51f9079bfffa9c55643ac39b315389bc2357"/>
     <w:p>
       <w:pPr>
         <w:pStyle w:val="Heading3"/>
@@ -3287,7 +3326,46 @@
         <w:pStyle w:val="FirstParagraph"/>
       </w:pPr>
       <w:r>
-        <w:t xml:space="preserve">Hình 2a: Đợt 2009, ln(năng suất lao động) dự đoán theo FSTS</w:t>
+        <w:drawing>
+          <wp:inline>
+            <wp:extent cx="5753100" cy="3835399"/>
+            <wp:effectExtent b="0" l="0" r="0" t="0"/>
+            <wp:docPr descr="Hình 2a: Đợt 2009, ln(năng suất lao động) dự đoán theo FSTS" title="" id="47" name="Picture"/>
+            <a:graphic>
+              <a:graphicData uri="http://schemas.openxmlformats.org/drawingml/2006/picture">
+                <pic:pic>
+                  <pic:nvPicPr>
+                    <pic:cNvPr descr="figures/vietnam/figure_2a.png" id="48" name="Picture"/>
+                    <pic:cNvPicPr>
+                      <a:picLocks noChangeArrowheads="1" noChangeAspect="1"/>
+                    </pic:cNvPicPr>
+                  </pic:nvPicPr>
+                  <pic:blipFill>
+                    <a:blip r:embed="rId46"/>
+                    <a:stretch>
+                      <a:fillRect/>
+                    </a:stretch>
+                  </pic:blipFill>
+                  <pic:spPr bwMode="auto">
+                    <a:xfrm>
+                      <a:off x="0" y="0"/>
+                      <a:ext cx="5753100" cy="3835399"/>
+                    </a:xfrm>
+                    <a:prstGeom prst="rect">
+                      <a:avLst/>
+                    </a:prstGeom>
+                    <a:noFill/>
+                    <a:ln w="9525">
+                      <a:noFill/>
+                      <a:headEnd/>
+                      <a:tailEnd/>
+                    </a:ln>
+                  </pic:spPr>
+                </pic:pic>
+              </a:graphicData>
+            </a:graphic>
+          </wp:inline>
+        </w:drawing>
       </w:r>
     </w:p>
     <w:p>
@@ -3313,7 +3391,46 @@
         <w:pStyle w:val="BodyText"/>
       </w:pPr>
       <w:r>
-        <w:t xml:space="preserve">Hình 2b: Đợt 2015, ln(năng suất lao động) dự đoán theo FSTS</w:t>
+        <w:drawing>
+          <wp:inline>
+            <wp:extent cx="5753100" cy="3835399"/>
+            <wp:effectExtent b="0" l="0" r="0" t="0"/>
+            <wp:docPr descr="Hình 2b: Đợt 2015, ln(năng suất lao động) dự đoán theo FSTS" title="" id="50" name="Picture"/>
+            <a:graphic>
+              <a:graphicData uri="http://schemas.openxmlformats.org/drawingml/2006/picture">
+                <pic:pic>
+                  <pic:nvPicPr>
+                    <pic:cNvPr descr="figures/vietnam/figure_2b.png" id="51" name="Picture"/>
+                    <pic:cNvPicPr>
+                      <a:picLocks noChangeArrowheads="1" noChangeAspect="1"/>
+                    </pic:cNvPicPr>
+                  </pic:nvPicPr>
+                  <pic:blipFill>
+                    <a:blip r:embed="rId49"/>
+                    <a:stretch>
+                      <a:fillRect/>
+                    </a:stretch>
+                  </pic:blipFill>
+                  <pic:spPr bwMode="auto">
+                    <a:xfrm>
+                      <a:off x="0" y="0"/>
+                      <a:ext cx="5753100" cy="3835399"/>
+                    </a:xfrm>
+                    <a:prstGeom prst="rect">
+                      <a:avLst/>
+                    </a:prstGeom>
+                    <a:noFill/>
+                    <a:ln w="9525">
+                      <a:noFill/>
+                      <a:headEnd/>
+                      <a:tailEnd/>
+                    </a:ln>
+                  </pic:spPr>
+                </pic:pic>
+              </a:graphicData>
+            </a:graphic>
+          </wp:inline>
+        </w:drawing>
       </w:r>
     </w:p>
     <w:p>
@@ -3339,7 +3456,46 @@
         <w:pStyle w:val="BodyText"/>
       </w:pPr>
       <w:r>
-        <w:t xml:space="preserve">Hình 2c: Đợt 2023, ln(năng suất lao động) dự đoán theo FSTS</w:t>
+        <w:drawing>
+          <wp:inline>
+            <wp:extent cx="5753100" cy="3835399"/>
+            <wp:effectExtent b="0" l="0" r="0" t="0"/>
+            <wp:docPr descr="Hình 2c: Đợt 2023, ln(năng suất lao động) dự đoán theo FSTS" title="" id="53" name="Picture"/>
+            <a:graphic>
+              <a:graphicData uri="http://schemas.openxmlformats.org/drawingml/2006/picture">
+                <pic:pic>
+                  <pic:nvPicPr>
+                    <pic:cNvPr descr="figures/vietnam/figure_2c.png" id="54" name="Picture"/>
+                    <pic:cNvPicPr>
+                      <a:picLocks noChangeArrowheads="1" noChangeAspect="1"/>
+                    </pic:cNvPicPr>
+                  </pic:nvPicPr>
+                  <pic:blipFill>
+                    <a:blip r:embed="rId52"/>
+                    <a:stretch>
+                      <a:fillRect/>
+                    </a:stretch>
+                  </pic:blipFill>
+                  <pic:spPr bwMode="auto">
+                    <a:xfrm>
+                      <a:off x="0" y="0"/>
+                      <a:ext cx="5753100" cy="3835399"/>
+                    </a:xfrm>
+                    <a:prstGeom prst="rect">
+                      <a:avLst/>
+                    </a:prstGeom>
+                    <a:noFill/>
+                    <a:ln w="9525">
+                      <a:noFill/>
+                      <a:headEnd/>
+                      <a:tailEnd/>
+                    </a:ln>
+                  </pic:spPr>
+                </pic:pic>
+              </a:graphicData>
+            </a:graphic>
+          </wp:inline>
+        </w:drawing>
       </w:r>
     </w:p>
     <w:p>
@@ -3365,7 +3521,46 @@
         <w:pStyle w:val="BodyText"/>
       </w:pPr>
       <w:r>
-        <w:t xml:space="preserve">Hình 2d: Gộp (2009+2015+2023), ln(năng suất lao động) dự đoán theo FSTS</w:t>
+        <w:drawing>
+          <wp:inline>
+            <wp:extent cx="5753100" cy="3835399"/>
+            <wp:effectExtent b="0" l="0" r="0" t="0"/>
+            <wp:docPr descr="Hình 2d: Gộp (2009+2015+2023), ln(năng suất lao động) dự đoán theo FSTS" title="" id="56" name="Picture"/>
+            <a:graphic>
+              <a:graphicData uri="http://schemas.openxmlformats.org/drawingml/2006/picture">
+                <pic:pic>
+                  <pic:nvPicPr>
+                    <pic:cNvPr descr="figures/vietnam/figure_2d.png" id="57" name="Picture"/>
+                    <pic:cNvPicPr>
+                      <a:picLocks noChangeArrowheads="1" noChangeAspect="1"/>
+                    </pic:cNvPicPr>
+                  </pic:nvPicPr>
+                  <pic:blipFill>
+                    <a:blip r:embed="rId55"/>
+                    <a:stretch>
+                      <a:fillRect/>
+                    </a:stretch>
+                  </pic:blipFill>
+                  <pic:spPr bwMode="auto">
+                    <a:xfrm>
+                      <a:off x="0" y="0"/>
+                      <a:ext cx="5753100" cy="3835399"/>
+                    </a:xfrm>
+                    <a:prstGeom prst="rect">
+                      <a:avLst/>
+                    </a:prstGeom>
+                    <a:noFill/>
+                    <a:ln w="9525">
+                      <a:noFill/>
+                      <a:headEnd/>
+                      <a:tailEnd/>
+                    </a:ln>
+                  </pic:spPr>
+                </pic:pic>
+              </a:graphicData>
+            </a:graphic>
+          </wp:inline>
+        </w:drawing>
       </w:r>
     </w:p>
     <w:p>
@@ -3393,8 +3588,8 @@
         </w:pict>
       </w:r>
     </w:p>
-    <w:bookmarkEnd w:id="43"/>
-    <w:bookmarkStart w:id="44" w:name="X78d4c366d6bfb1572651ffbbe35fe9d8afd2d69"/>
+    <w:bookmarkEnd w:id="58"/>
+    <w:bookmarkStart w:id="62" w:name="X78d4c366d6bfb1572651ffbbe35fe9d8afd2d69"/>
     <w:p>
       <w:pPr>
         <w:pStyle w:val="Heading3"/>
@@ -3455,7 +3650,46 @@
         <w:pStyle w:val="FirstParagraph"/>
       </w:pPr>
       <w:r>
-        <w:t xml:space="preserve">Hình 3: Hiệu ứng biên biến điều tiết, tương tác TCI và DAI với FSTS (Việt Nam)</w:t>
+        <w:drawing>
+          <wp:inline>
+            <wp:extent cx="5753100" cy="2401293"/>
+            <wp:effectExtent b="0" l="0" r="0" t="0"/>
+            <wp:docPr descr="Hình 3: Hiệu ứng biên biến điều tiết, tương tác TCI và DAI với FSTS (Việt Nam)" title="" id="60" name="Picture"/>
+            <a:graphic>
+              <a:graphicData uri="http://schemas.openxmlformats.org/drawingml/2006/picture">
+                <pic:pic>
+                  <pic:nvPicPr>
+                    <pic:cNvPr descr="figures/vietnam/figure_3_moderator_marginals.png" id="61" name="Picture"/>
+                    <pic:cNvPicPr>
+                      <a:picLocks noChangeArrowheads="1" noChangeAspect="1"/>
+                    </pic:cNvPicPr>
+                  </pic:nvPicPr>
+                  <pic:blipFill>
+                    <a:blip r:embed="rId59"/>
+                    <a:stretch>
+                      <a:fillRect/>
+                    </a:stretch>
+                  </pic:blipFill>
+                  <pic:spPr bwMode="auto">
+                    <a:xfrm>
+                      <a:off x="0" y="0"/>
+                      <a:ext cx="5753100" cy="2401293"/>
+                    </a:xfrm>
+                    <a:prstGeom prst="rect">
+                      <a:avLst/>
+                    </a:prstGeom>
+                    <a:noFill/>
+                    <a:ln w="9525">
+                      <a:noFill/>
+                      <a:headEnd/>
+                      <a:tailEnd/>
+                    </a:ln>
+                  </pic:spPr>
+                </pic:pic>
+              </a:graphicData>
+            </a:graphic>
+          </wp:inline>
+        </w:drawing>
       </w:r>
     </w:p>
     <w:p>
@@ -3483,8 +3717,8 @@
         </w:pict>
       </w:r>
     </w:p>
-    <w:bookmarkEnd w:id="44"/>
-    <w:bookmarkStart w:id="45" w:name="Xc345212fe10d5c110c9395d388dab8b2027428e"/>
+    <w:bookmarkEnd w:id="62"/>
+    <w:bookmarkStart w:id="63" w:name="Xc345212fe10d5c110c9395d388dab8b2027428e"/>
     <w:p>
       <w:pPr>
         <w:pStyle w:val="Heading3"/>
@@ -3524,8 +3758,8 @@
         </w:pict>
       </w:r>
     </w:p>
-    <w:bookmarkEnd w:id="45"/>
-    <w:bookmarkStart w:id="48" w:name="X962cc121588f17586cf99031ffe1a2d08c3af00"/>
+    <w:bookmarkEnd w:id="63"/>
+    <w:bookmarkStart w:id="66" w:name="X962cc121588f17586cf99031ffe1a2d08c3af00"/>
     <w:p>
       <w:pPr>
         <w:pStyle w:val="Heading3"/>
@@ -3663,7 +3897,7 @@
         </w:pict>
       </w:r>
     </w:p>
-    <w:bookmarkStart w:id="47" w:name="Xa58d13a0477d0a5bc4896adf1066aabf06f5711"/>
+    <w:bookmarkStart w:id="65" w:name="Xa58d13a0477d0a5bc4896adf1066aabf06f5711"/>
     <w:p>
       <w:pPr>
         <w:pStyle w:val="Heading4"/>
@@ -15631,7 +15865,7 @@
       <w:r>
         <w:t xml:space="preserve"> </w:t>
       </w:r>
-      <w:hyperlink r:id="rId46">
+      <w:hyperlink r:id="rId64">
         <w:r>
           <w:rPr>
             <w:rStyle w:val="Hyperlink"/>
@@ -15653,10 +15887,10 @@
         </w:pict>
       </w:r>
     </w:p>
-    <w:bookmarkEnd w:id="47"/>
-    <w:bookmarkEnd w:id="48"/>
-    <w:bookmarkEnd w:id="49"/>
-    <w:bookmarkStart w:id="50" w:name="Xa1b97d519a231d0b31e091bc3ea057ecc55df4b"/>
+    <w:bookmarkEnd w:id="65"/>
+    <w:bookmarkEnd w:id="66"/>
+    <w:bookmarkEnd w:id="67"/>
+    <w:bookmarkStart w:id="68" w:name="Xa1b97d519a231d0b31e091bc3ea057ecc55df4b"/>
     <w:p>
       <w:pPr>
         <w:pStyle w:val="Heading2"/>
@@ -19164,7 +19398,7 @@
       <w:r>
         <w:t xml:space="preserve"> </w:t>
       </w:r>
-      <w:hyperlink r:id="rId46">
+      <w:hyperlink r:id="rId64">
         <w:r>
           <w:rPr>
             <w:rStyle w:val="Hyperlink"/>
@@ -19867,8 +20101,8 @@
         </w:pict>
       </w:r>
     </w:p>
-    <w:bookmarkEnd w:id="50"/>
-    <w:bookmarkStart w:id="56" w:name="X3923f9545aa9c992e02ccb4472a40e02686b4e2"/>
+    <w:bookmarkEnd w:id="68"/>
+    <w:bookmarkStart w:id="74" w:name="X3923f9545aa9c992e02ccb4472a40e02686b4e2"/>
     <w:p>
       <w:pPr>
         <w:pStyle w:val="Heading2"/>
@@ -19901,7 +20135,7 @@
         <w:t xml:space="preserve">Phát hiện về hình chữ U ngược có thể tái tạo tại FSTS ≈ 39–46% ở Việt Nam, bất chấp sự hoài nghi liên quốc gia do Pisani, Garcia-Bernardo, và Heemskerk (2020, SMJ) nêu ra, nhất quán với quan điểm rằng bối cảnh thể chế đơn quốc gia vẫn duy trì tính không đồng nhất về dạng hàm số mà các mẫu đa quốc gia gộp lại che khuất thông qua tổng hợp. Cơ chế nhánh đi lên nhận được xác nhận độc lập từ bằng chứng bảng cấp độ doanh nghiệp được khớp nối theo hải quan: các doanh nghiệp Việt Nam hấp thụ cú sốc cầu dương từ Mỹ trong giai đoạn 2018–2020 đã mở rộng xuất khẩu sang cả điểm đến Mỹ và không phải Mỹ, đồng thời ghi nhận mức tăng tương xứng về năng suất lao động, với việc mở rộng xuất khẩu do cầu dẫn dắt giải thích 68,5% mức tăng tỷ lệ giá trị gia tăng nội địa quan sát được trong cùng giai đoạn (Agarwal, Barattieri, &amp; Mattoo, 2026). Sự xác nhận này củng cố cách diễn giải rằng cường độ xuất khẩu ở mức vừa phải tạo ra lợi ích năng suất lao động thực sự cho các doanh nghiệp Việt Nam, không phải chỉ là tạo tác thành phần do sự lựa chọn dương vào xuất khẩu.</w:t>
       </w:r>
     </w:p>
-    <w:bookmarkStart w:id="51" w:name="Xe5125b4e2895dce81c20fe2e7b2ed2683896f9b"/>
+    <w:bookmarkStart w:id="69" w:name="Xe5125b4e2895dce81c20fe2e7b2ed2683896f9b"/>
     <w:p>
       <w:pPr>
         <w:pStyle w:val="Heading3"/>
@@ -19942,8 +20176,8 @@
         <w:t xml:space="preserve">Cách diễn giải này giúp hòa giải sự đồng tồn tại của tác động gộp dương và kết quả không đồng đều theo đợt sóng. Mô hình gộp nắm bắt xu hướng trung bình rằng năng lực mạnh hơn liên kết với hiệu quả hoạt động tốt hơn. Các mô hình theo đợt sóng cho thấy xu hướng này không mạnh như nhau trong mọi giai đoạn. Do đó, giá trị của năng lực số phụ thuộc vào vị trí của doanh nghiệp trong quỹ đạo rộng lớn hơn của quốc tế hóa và chuyển đổi, như được nắm bắt trong các ảnh chụp mặt cắt chéo lặp lại thay vì các hồ sơ dọc nội bộ doanh nghiệp.</w:t>
       </w:r>
     </w:p>
-    <w:bookmarkEnd w:id="51"/>
-    <w:bookmarkStart w:id="52" w:name="X37431355738fa92fbb75b2a0946e6f5e8ba1a64"/>
+    <w:bookmarkEnd w:id="69"/>
+    <w:bookmarkStart w:id="70" w:name="X37431355738fa92fbb75b2a0946e6f5e8ba1a64"/>
     <w:p>
       <w:pPr>
         <w:pStyle w:val="Heading3"/>
@@ -19992,8 +20226,8 @@
         <w:t xml:space="preserve">Sự khác biệt giữa TCI và DAI quan trọng vì hai construct không hoạt động giống nhau qua các giai đoạn hoặc dưới các chiến lược nhận diện khác nhau. TCI_z hoạt động như một năng lực công nghệ / chuẩn mực nước ngoài vững mà mối liên kết năng suất của nó tồn tại qua cả PSM và 2SLS. DAI_z hoạt động như một dấu hiệu nhạy cảm với ngữ cảnh mà mối liên kết năng suất của nó được ghi nhận dưới so sánh khớp nối nhưng không dưới biến thể công cụ ngoại sinh. Điều này ủng hộ một cách tiếp cận cẩn thận hơn đối với số hóa trong nghiên cứu kinh doanh quốc tế, cách tiếp cận phân biệt giữa số hóa nền tảng cơ bản (dễ bị ô nhiễm bởi lựa chọn trên các quan sát) và chiều sâu công nghệ rộng hơn (vững hơn dưới nhận diện), thay vì thu gọn chúng vào một nhãn đơn nhất.</w:t>
       </w:r>
     </w:p>
-    <w:bookmarkEnd w:id="52"/>
-    <w:bookmarkStart w:id="53" w:name="Xd2dae2bd49295d1aebf720d5fef366b483b64cf"/>
+    <w:bookmarkEnd w:id="70"/>
+    <w:bookmarkStart w:id="71" w:name="Xd2dae2bd49295d1aebf720d5fef366b483b64cf"/>
     <w:p>
       <w:pPr>
         <w:pStyle w:val="Heading3"/>
@@ -20074,8 +20308,8 @@
         <w:t xml:space="preserve">Thay vì coi đợt sóng này là một sự bất thường, hữu ích hơn khi diễn giải nó như bằng chứng về tính không đồng nhất theo đợt sóng nhất quán với tình huống giai đoạn. Sự sụt giảm cho thấy tại sao chỉ các trung bình gộp là không đủ. Nếu không có phân tích theo đợt sóng, người ta sẽ bỏ lỡ khả năng rằng lợi ích năng lực tạm thời nén lại hoặc mờ dần trước khi tái xuất hiện trong giai đoạn sau, ngay cả khi các tham số độ cong của bản thân mối quan hệ I–P vẫn không thể phân biệt về mặt thống kê qua các đợt sóng.</w:t>
       </w:r>
     </w:p>
-    <w:bookmarkEnd w:id="53"/>
-    <w:bookmarkStart w:id="54" w:name="Xc270014993554c80e704120471fad27309d187d"/>
+    <w:bookmarkEnd w:id="71"/>
+    <w:bookmarkStart w:id="72" w:name="Xc270014993554c80e704120471fad27309d187d"/>
     <w:p>
       <w:pPr>
         <w:pStyle w:val="Heading3"/>
@@ -20188,8 +20422,8 @@
         <w:t xml:space="preserve">Hai nguyên tắc xuyên suốt nổi lên. Thứ nhất, các nhà quản lý nên tránh đồng nhất áp dụng số cơ bản với năng lực công nghệ sâu hơn, hai construct không hoạt động giống nhau qua các giai đoạn hoặc dưới ước lượng vững về nhận diện, và chi phí vốn cho Tầng 1 số không thay thế cho các đầu tư vào công nghệ nước ngoài, chuẩn mực và tích hợp quy trình mà kênh TCI phản ánh. Thứ hai, các quyết định phân bổ nên được định giai đoạn theo các ngưỡng được nhận diện theo thực nghiệm thay vì theo các quy định chuyển đổi số chung: đầu tư vào sự hiện diện Tầng 1 gia tăng ở cường độ xuất khẩu cao có thể hấp thụ vốn khan hiếm với lợi nhuận năng suất hạn chế, trong khi đầu tư vào năng lực kênh TCI quanh dải 39–46% tương ứng với nơi bằng chứng qua đợt sóng nhất quán nhất với tác động tăng cường năng suất. Khung có điều kiện ngưỡng dịch các phát hiện về hàm bậc thang và bão hòa Tầng 1 thành hướng dẫn phân bổ có thể hành động mà không thổi phồng địa vị nhân quả của các hệ số mặt cắt chéo.</w:t>
       </w:r>
     </w:p>
-    <w:bookmarkEnd w:id="54"/>
-    <w:bookmarkStart w:id="55" w:name="X2e1b23f57ce5a7f32ef434c773aa0f33ad95aec"/>
+    <w:bookmarkEnd w:id="72"/>
+    <w:bookmarkStart w:id="73" w:name="X2e1b23f57ce5a7f32ef434c773aa0f33ad95aec"/>
     <w:p>
       <w:pPr>
         <w:pStyle w:val="Heading3"/>
@@ -20261,9 +20495,9 @@
         </w:pict>
       </w:r>
     </w:p>
-    <w:bookmarkEnd w:id="55"/>
-    <w:bookmarkEnd w:id="56"/>
-    <w:bookmarkStart w:id="57" w:name="X9fd066be02884da86701db9f2704b342602e3e7"/>
+    <w:bookmarkEnd w:id="73"/>
+    <w:bookmarkEnd w:id="74"/>
+    <w:bookmarkStart w:id="75" w:name="X9fd066be02884da86701db9f2704b342602e3e7"/>
     <w:p>
       <w:pPr>
         <w:pStyle w:val="Heading2"/>
@@ -20377,8 +20611,8 @@
         </w:pict>
       </w:r>
     </w:p>
-    <w:bookmarkEnd w:id="57"/>
-    <w:bookmarkStart w:id="58" w:name="X1f9d67da4cff2359f332166e5b547113791cb62"/>
+    <w:bookmarkEnd w:id="75"/>
+    <w:bookmarkStart w:id="76" w:name="X1f9d67da4cff2359f332166e5b547113791cb62"/>
     <w:p>
       <w:pPr>
         <w:pStyle w:val="Heading2"/>
@@ -20418,8 +20652,8 @@
         </w:pict>
       </w:r>
     </w:p>
-    <w:bookmarkEnd w:id="58"/>
-    <w:bookmarkStart w:id="59" w:name="xung-đột-lợi-ích"/>
+    <w:bookmarkEnd w:id="76"/>
+    <w:bookmarkStart w:id="77" w:name="xung-đột-lợi-ích"/>
     <w:p>
       <w:pPr>
         <w:pStyle w:val="Heading2"/>
@@ -20436,8 +20670,8 @@
         <w:t xml:space="preserve">Các tác giả tuyên bố không có xung đột lợi ích.</w:t>
       </w:r>
     </w:p>
-    <w:bookmarkEnd w:id="59"/>
-    <w:bookmarkStart w:id="60" w:name="tài-trợ"/>
+    <w:bookmarkEnd w:id="77"/>
+    <w:bookmarkStart w:id="78" w:name="tài-trợ"/>
     <w:p>
       <w:pPr>
         <w:pStyle w:val="Heading2"/>
@@ -20454,8 +20688,8 @@
         <w:t xml:space="preserve">Nghiên cứu này không nhận được tài trợ cụ thể từ bất kỳ cơ quan tài trợ nào trong khu vực công, thương mại hoặc phi lợi nhuận.</w:t>
       </w:r>
     </w:p>
-    <w:bookmarkEnd w:id="60"/>
-    <w:bookmarkStart w:id="61" w:name="tuyên-bố-về-tính-sẵn-có-của-dữ-liệu"/>
+    <w:bookmarkEnd w:id="78"/>
+    <w:bookmarkStart w:id="79" w:name="tuyên-bố-về-tính-sẵn-có-của-dữ-liệu"/>
     <w:p>
       <w:pPr>
         <w:pStyle w:val="Heading2"/>
@@ -20472,8 +20706,8 @@
         <w:t xml:space="preserve">Dữ liệu hỗ trợ các phát hiện của nghiên cứu này là từ World Bank Enterprise Surveys (WBES) và có thể truy cập từ cổng thông tin World Bank Enterprise Surveys, tùy thuộc vào việc đăng ký và tuân thủ Giao thức Truy cập Dữ liệu của World Bank Enterprise Surveys. Do giao thức hạn chế phân phối lại các tệp .dta gốc cho các bên thứ ba, các tác giả không phân phối lại các tệp khảo sát thô. Tài liệu tái lập, bao gồm chi tiết xây dựng biến, đặc tả mô hình và đầu ra tính toán, có thể được cung cấp từ các tác giả theo yêu cầu hợp lý và có thể được chia sẻ trong phạm vi cho phép của các điều khoản truy cập dữ liệu.</w:t>
       </w:r>
     </w:p>
-    <w:bookmarkEnd w:id="61"/>
-    <w:bookmarkStart w:id="62" w:name="sử-dụng-ai-tạo-sinh-trong-quá-trình-viết"/>
+    <w:bookmarkEnd w:id="79"/>
+    <w:bookmarkStart w:id="80" w:name="sử-dụng-ai-tạo-sinh-trong-quá-trình-viết"/>
     <w:p>
       <w:pPr>
         <w:pStyle w:val="Heading2"/>
@@ -20490,8 +20724,8 @@
         <w:t xml:space="preserve">Các công cụ AI tạo sinh đã được sử dụng trong quá trình chuẩn bị bản thảo để hỗ trợ chỉnh sửa ngôn ngữ, đề xuất cấu trúc và tập hợp tài liệu gói tái lập. Tất cả khung khái niệm, phát triển giả thuyết, phân tích thực nghiệm, diễn giải kết quả và diễn đạt cuối cùng đều do các tác giả là con người thực hiện, những người chịu trách nhiệm hoàn toàn về nội dung của bài báo.</w:t>
       </w:r>
     </w:p>
-    <w:bookmarkEnd w:id="62"/>
-    <w:bookmarkStart w:id="63" w:name="lời-cảm-ơn"/>
+    <w:bookmarkEnd w:id="80"/>
+    <w:bookmarkStart w:id="81" w:name="lời-cảm-ơn"/>
     <w:p>
       <w:pPr>
         <w:pStyle w:val="Heading2"/>
@@ -20508,8 +20742,8 @@
         <w:t xml:space="preserve">Nghiên cứu này ghi nhận sự hỗ trợ của Đơn vị Phân tích Doanh nghiệp thuộc Nhóm Chỉ số Toàn cầu Kinh tế Phát triển của World Bank về dữ liệu. Cơ quan thu thập dữ liệu gốc, nhà phân phối được ủy quyền và cơ quan tài trợ có liên quan không chịu trách nhiệm về việc sử dụng dữ liệu hoặc các diễn giải dựa trên việc sử dụng đó. Các phát hiện, diễn giải và kết luận được trình bày trong bài báo này là của các tác giả và không nhất thiết đại diện cho quan điểm của World Bank Group, Ban Giám đốc Điều hành của tổ chức này, hoặc các chính phủ mà họ đại diện. Các tác giả không nhận được tài trợ cụ thể từ bất kỳ cơ quan tài trợ nào trong khu vực công, thương mại hoặc phi lợi nhuận. Gói tái lập đi kèm bản thảo này được phát triển để hỗ trợ tính minh bạch về phương pháp luận và khả năng tái tạo tính toán.</w:t>
       </w:r>
     </w:p>
-    <w:bookmarkEnd w:id="63"/>
-    <w:bookmarkStart w:id="64" w:name="tài-liệu-bổ-sung"/>
+    <w:bookmarkEnd w:id="81"/>
+    <w:bookmarkStart w:id="82" w:name="tài-liệu-bổ-sung"/>
     <w:p>
       <w:pPr>
         <w:pStyle w:val="Heading2"/>
@@ -20700,8 +20934,8 @@
         </w:pict>
       </w:r>
     </w:p>
-    <w:bookmarkEnd w:id="64"/>
-    <w:bookmarkStart w:id="114" w:name="tài-liệu-tham-khảo"/>
+    <w:bookmarkEnd w:id="82"/>
+    <w:bookmarkStart w:id="132" w:name="tài-liệu-tham-khảo"/>
     <w:p>
       <w:pPr>
         <w:pStyle w:val="Heading2"/>
@@ -20745,7 +20979,7 @@
       <w:r>
         <w:t xml:space="preserve"> </w:t>
       </w:r>
-      <w:hyperlink r:id="rId65">
+      <w:hyperlink r:id="rId83">
         <w:r>
           <w:rPr>
             <w:rStyle w:val="Hyperlink"/>
@@ -20777,7 +21011,7 @@
       <w:r>
         <w:t xml:space="preserve"> </w:t>
       </w:r>
-      <w:hyperlink r:id="rId66">
+      <w:hyperlink r:id="rId84">
         <w:r>
           <w:rPr>
             <w:rStyle w:val="Hyperlink"/>
@@ -20809,7 +21043,7 @@
       <w:r>
         <w:t xml:space="preserve"> </w:t>
       </w:r>
-      <w:hyperlink r:id="rId67">
+      <w:hyperlink r:id="rId85">
         <w:r>
           <w:rPr>
             <w:rStyle w:val="Hyperlink"/>
@@ -20841,7 +21075,7 @@
       <w:r>
         <w:t xml:space="preserve"> </w:t>
       </w:r>
-      <w:hyperlink r:id="rId68">
+      <w:hyperlink r:id="rId86">
         <w:r>
           <w:rPr>
             <w:rStyle w:val="Hyperlink"/>
@@ -20873,7 +21107,7 @@
       <w:r>
         <w:t xml:space="preserve"> </w:t>
       </w:r>
-      <w:hyperlink r:id="rId69">
+      <w:hyperlink r:id="rId87">
         <w:r>
           <w:rPr>
             <w:rStyle w:val="Hyperlink"/>
@@ -20905,7 +21139,7 @@
       <w:r>
         <w:t xml:space="preserve"> </w:t>
       </w:r>
-      <w:hyperlink r:id="rId70">
+      <w:hyperlink r:id="rId88">
         <w:r>
           <w:rPr>
             <w:rStyle w:val="Hyperlink"/>
@@ -20937,7 +21171,7 @@
       <w:r>
         <w:t xml:space="preserve"> </w:t>
       </w:r>
-      <w:hyperlink r:id="rId71">
+      <w:hyperlink r:id="rId89">
         <w:r>
           <w:rPr>
             <w:rStyle w:val="Hyperlink"/>
@@ -20969,7 +21203,7 @@
       <w:r>
         <w:t xml:space="preserve"> </w:t>
       </w:r>
-      <w:hyperlink r:id="rId72">
+      <w:hyperlink r:id="rId90">
         <w:r>
           <w:rPr>
             <w:rStyle w:val="Hyperlink"/>
@@ -21001,7 +21235,7 @@
       <w:r>
         <w:t xml:space="preserve"> </w:t>
       </w:r>
-      <w:hyperlink r:id="rId73">
+      <w:hyperlink r:id="rId91">
         <w:r>
           <w:rPr>
             <w:rStyle w:val="Hyperlink"/>
@@ -21033,7 +21267,7 @@
       <w:r>
         <w:t xml:space="preserve"> </w:t>
       </w:r>
-      <w:hyperlink r:id="rId74">
+      <w:hyperlink r:id="rId92">
         <w:r>
           <w:rPr>
             <w:rStyle w:val="Hyperlink"/>
@@ -21065,7 +21299,7 @@
       <w:r>
         <w:t xml:space="preserve"> </w:t>
       </w:r>
-      <w:hyperlink r:id="rId75">
+      <w:hyperlink r:id="rId93">
         <w:r>
           <w:rPr>
             <w:rStyle w:val="Hyperlink"/>
@@ -21097,7 +21331,7 @@
       <w:r>
         <w:t xml:space="preserve"> </w:t>
       </w:r>
-      <w:hyperlink r:id="rId76">
+      <w:hyperlink r:id="rId94">
         <w:r>
           <w:rPr>
             <w:rStyle w:val="Hyperlink"/>
@@ -21129,7 +21363,7 @@
       <w:r>
         <w:t xml:space="preserve"> </w:t>
       </w:r>
-      <w:hyperlink r:id="rId77">
+      <w:hyperlink r:id="rId95">
         <w:r>
           <w:rPr>
             <w:rStyle w:val="Hyperlink"/>
@@ -21161,7 +21395,7 @@
       <w:r>
         <w:t xml:space="preserve"> </w:t>
       </w:r>
-      <w:hyperlink r:id="rId78">
+      <w:hyperlink r:id="rId96">
         <w:r>
           <w:rPr>
             <w:rStyle w:val="Hyperlink"/>
@@ -21193,7 +21427,7 @@
       <w:r>
         <w:t xml:space="preserve"> </w:t>
       </w:r>
-      <w:hyperlink r:id="rId79">
+      <w:hyperlink r:id="rId97">
         <w:r>
           <w:rPr>
             <w:rStyle w:val="Hyperlink"/>
@@ -21225,7 +21459,7 @@
       <w:r>
         <w:t xml:space="preserve"> </w:t>
       </w:r>
-      <w:hyperlink r:id="rId80">
+      <w:hyperlink r:id="rId98">
         <w:r>
           <w:rPr>
             <w:rStyle w:val="Hyperlink"/>
@@ -21257,7 +21491,7 @@
       <w:r>
         <w:t xml:space="preserve"> </w:t>
       </w:r>
-      <w:hyperlink r:id="rId81">
+      <w:hyperlink r:id="rId99">
         <w:r>
           <w:rPr>
             <w:rStyle w:val="Hyperlink"/>
@@ -21289,7 +21523,7 @@
       <w:r>
         <w:t xml:space="preserve"> </w:t>
       </w:r>
-      <w:hyperlink r:id="rId82">
+      <w:hyperlink r:id="rId100">
         <w:r>
           <w:rPr>
             <w:rStyle w:val="Hyperlink"/>
@@ -21321,7 +21555,7 @@
       <w:r>
         <w:t xml:space="preserve"> </w:t>
       </w:r>
-      <w:hyperlink r:id="rId83">
+      <w:hyperlink r:id="rId101">
         <w:r>
           <w:rPr>
             <w:rStyle w:val="Hyperlink"/>
@@ -21356,7 +21590,7 @@
       <w:r>
         <w:t xml:space="preserve"> </w:t>
       </w:r>
-      <w:hyperlink r:id="rId84">
+      <w:hyperlink r:id="rId102">
         <w:r>
           <w:rPr>
             <w:rStyle w:val="Hyperlink"/>
@@ -21388,7 +21622,7 @@
       <w:r>
         <w:t xml:space="preserve"> </w:t>
       </w:r>
-      <w:hyperlink r:id="rId85">
+      <w:hyperlink r:id="rId103">
         <w:r>
           <w:rPr>
             <w:rStyle w:val="Hyperlink"/>
@@ -21420,7 +21654,7 @@
       <w:r>
         <w:t xml:space="preserve"> </w:t>
       </w:r>
-      <w:hyperlink r:id="rId86">
+      <w:hyperlink r:id="rId104">
         <w:r>
           <w:rPr>
             <w:rStyle w:val="Hyperlink"/>
@@ -21452,7 +21686,7 @@
       <w:r>
         <w:t xml:space="preserve"> </w:t>
       </w:r>
-      <w:hyperlink r:id="rId87">
+      <w:hyperlink r:id="rId105">
         <w:r>
           <w:rPr>
             <w:rStyle w:val="Hyperlink"/>
@@ -21484,7 +21718,7 @@
       <w:r>
         <w:t xml:space="preserve"> </w:t>
       </w:r>
-      <w:hyperlink r:id="rId88">
+      <w:hyperlink r:id="rId106">
         <w:r>
           <w:rPr>
             <w:rStyle w:val="Hyperlink"/>
@@ -21516,7 +21750,7 @@
       <w:r>
         <w:t xml:space="preserve"> </w:t>
       </w:r>
-      <w:hyperlink r:id="rId89">
+      <w:hyperlink r:id="rId107">
         <w:r>
           <w:rPr>
             <w:rStyle w:val="Hyperlink"/>
@@ -21548,7 +21782,7 @@
       <w:r>
         <w:t xml:space="preserve"> </w:t>
       </w:r>
-      <w:hyperlink r:id="rId90">
+      <w:hyperlink r:id="rId108">
         <w:r>
           <w:rPr>
             <w:rStyle w:val="Hyperlink"/>
@@ -21580,7 +21814,7 @@
       <w:r>
         <w:t xml:space="preserve"> </w:t>
       </w:r>
-      <w:hyperlink r:id="rId91">
+      <w:hyperlink r:id="rId109">
         <w:r>
           <w:rPr>
             <w:rStyle w:val="Hyperlink"/>
@@ -21612,7 +21846,7 @@
       <w:r>
         <w:t xml:space="preserve"> </w:t>
       </w:r>
-      <w:hyperlink r:id="rId92">
+      <w:hyperlink r:id="rId110">
         <w:r>
           <w:rPr>
             <w:rStyle w:val="Hyperlink"/>
@@ -21644,7 +21878,7 @@
       <w:r>
         <w:t xml:space="preserve"> </w:t>
       </w:r>
-      <w:hyperlink r:id="rId93">
+      <w:hyperlink r:id="rId111">
         <w:r>
           <w:rPr>
             <w:rStyle w:val="Hyperlink"/>
@@ -21676,7 +21910,7 @@
       <w:r>
         <w:t xml:space="preserve"> </w:t>
       </w:r>
-      <w:hyperlink r:id="rId94">
+      <w:hyperlink r:id="rId112">
         <w:r>
           <w:rPr>
             <w:rStyle w:val="Hyperlink"/>
@@ -21708,7 +21942,7 @@
       <w:r>
         <w:t xml:space="preserve"> </w:t>
       </w:r>
-      <w:hyperlink r:id="rId95">
+      <w:hyperlink r:id="rId113">
         <w:r>
           <w:rPr>
             <w:rStyle w:val="Hyperlink"/>
@@ -21743,7 +21977,7 @@
       <w:r>
         <w:t xml:space="preserve"> </w:t>
       </w:r>
-      <w:hyperlink r:id="rId96">
+      <w:hyperlink r:id="rId114">
         <w:r>
           <w:rPr>
             <w:rStyle w:val="Hyperlink"/>
@@ -21775,7 +22009,7 @@
       <w:r>
         <w:t xml:space="preserve"> </w:t>
       </w:r>
-      <w:hyperlink r:id="rId97">
+      <w:hyperlink r:id="rId115">
         <w:r>
           <w:rPr>
             <w:rStyle w:val="Hyperlink"/>
@@ -21807,7 +22041,7 @@
       <w:r>
         <w:t xml:space="preserve"> </w:t>
       </w:r>
-      <w:hyperlink r:id="rId98">
+      <w:hyperlink r:id="rId116">
         <w:r>
           <w:rPr>
             <w:rStyle w:val="Hyperlink"/>
@@ -21839,7 +22073,7 @@
       <w:r>
         <w:t xml:space="preserve"> </w:t>
       </w:r>
-      <w:hyperlink r:id="rId99">
+      <w:hyperlink r:id="rId117">
         <w:r>
           <w:rPr>
             <w:rStyle w:val="Hyperlink"/>
@@ -21871,7 +22105,7 @@
       <w:r>
         <w:t xml:space="preserve"> </w:t>
       </w:r>
-      <w:hyperlink r:id="rId100">
+      <w:hyperlink r:id="rId118">
         <w:r>
           <w:rPr>
             <w:rStyle w:val="Hyperlink"/>
@@ -21903,7 +22137,7 @@
       <w:r>
         <w:t xml:space="preserve"> </w:t>
       </w:r>
-      <w:hyperlink r:id="rId101">
+      <w:hyperlink r:id="rId119">
         <w:r>
           <w:rPr>
             <w:rStyle w:val="Hyperlink"/>
@@ -21935,7 +22169,7 @@
       <w:r>
         <w:t xml:space="preserve"> </w:t>
       </w:r>
-      <w:hyperlink r:id="rId102">
+      <w:hyperlink r:id="rId120">
         <w:r>
           <w:rPr>
             <w:rStyle w:val="Hyperlink"/>
@@ -21967,7 +22201,7 @@
       <w:r>
         <w:t xml:space="preserve"> </w:t>
       </w:r>
-      <w:hyperlink r:id="rId103">
+      <w:hyperlink r:id="rId121">
         <w:r>
           <w:rPr>
             <w:rStyle w:val="Hyperlink"/>
@@ -21999,7 +22233,7 @@
       <w:r>
         <w:t xml:space="preserve"> </w:t>
       </w:r>
-      <w:hyperlink r:id="rId104">
+      <w:hyperlink r:id="rId122">
         <w:r>
           <w:rPr>
             <w:rStyle w:val="Hyperlink"/>
@@ -22031,7 +22265,7 @@
       <w:r>
         <w:t xml:space="preserve"> </w:t>
       </w:r>
-      <w:hyperlink r:id="rId105">
+      <w:hyperlink r:id="rId123">
         <w:r>
           <w:rPr>
             <w:rStyle w:val="Hyperlink"/>
@@ -22063,7 +22297,7 @@
       <w:r>
         <w:t xml:space="preserve"> </w:t>
       </w:r>
-      <w:hyperlink r:id="rId106">
+      <w:hyperlink r:id="rId124">
         <w:r>
           <w:rPr>
             <w:rStyle w:val="Hyperlink"/>
@@ -22095,7 +22329,7 @@
       <w:r>
         <w:t xml:space="preserve"> </w:t>
       </w:r>
-      <w:hyperlink r:id="rId107">
+      <w:hyperlink r:id="rId125">
         <w:r>
           <w:rPr>
             <w:rStyle w:val="Hyperlink"/>
@@ -22148,7 +22382,7 @@
       <w:r>
         <w:t xml:space="preserve"> </w:t>
       </w:r>
-      <w:hyperlink r:id="rId108">
+      <w:hyperlink r:id="rId126">
         <w:r>
           <w:rPr>
             <w:rStyle w:val="Hyperlink"/>
@@ -22204,7 +22438,7 @@
       <w:r>
         <w:t xml:space="preserve"> </w:t>
       </w:r>
-      <w:hyperlink r:id="rId109">
+      <w:hyperlink r:id="rId127">
         <w:r>
           <w:rPr>
             <w:rStyle w:val="Hyperlink"/>
@@ -22236,7 +22470,7 @@
       <w:r>
         <w:t xml:space="preserve"> </w:t>
       </w:r>
-      <w:hyperlink r:id="rId109">
+      <w:hyperlink r:id="rId127">
         <w:r>
           <w:rPr>
             <w:rStyle w:val="Hyperlink"/>
@@ -22268,7 +22502,7 @@
       <w:r>
         <w:t xml:space="preserve"> </w:t>
       </w:r>
-      <w:hyperlink r:id="rId109">
+      <w:hyperlink r:id="rId127">
         <w:r>
           <w:rPr>
             <w:rStyle w:val="Hyperlink"/>
@@ -22303,7 +22537,7 @@
       <w:r>
         <w:t xml:space="preserve"> </w:t>
       </w:r>
-      <w:hyperlink r:id="rId110">
+      <w:hyperlink r:id="rId128">
         <w:r>
           <w:rPr>
             <w:rStyle w:val="Hyperlink"/>
@@ -22335,7 +22569,7 @@
       <w:r>
         <w:t xml:space="preserve"> </w:t>
       </w:r>
-      <w:hyperlink r:id="rId111">
+      <w:hyperlink r:id="rId129">
         <w:r>
           <w:rPr>
             <w:rStyle w:val="Hyperlink"/>
@@ -22367,7 +22601,7 @@
       <w:r>
         <w:t xml:space="preserve"> </w:t>
       </w:r>
-      <w:hyperlink r:id="rId112">
+      <w:hyperlink r:id="rId130">
         <w:r>
           <w:rPr>
             <w:rStyle w:val="Hyperlink"/>
@@ -22399,7 +22633,7 @@
       <w:r>
         <w:t xml:space="preserve"> </w:t>
       </w:r>
-      <w:hyperlink r:id="rId113">
+      <w:hyperlink r:id="rId131">
         <w:r>
           <w:rPr>
             <w:rStyle w:val="Hyperlink"/>
@@ -22408,8 +22642,8 @@
         </w:r>
       </w:hyperlink>
     </w:p>
-    <w:bookmarkEnd w:id="114"/>
-    <w:bookmarkEnd w:id="115"/>
+    <w:bookmarkEnd w:id="132"/>
+    <w:bookmarkEnd w:id="133"/>
     <w:sectPr>
       <w:pgSz w:h="16838" w:w="11906"/>
       <w:pgMar w:bottom="1134" w:left="1701" w:right="1134" w:top="1134"/>

--- a/dist/submission_v2/P3_Vietnam_VN.docx
+++ b/dist/submission_v2/P3_Vietnam_VN.docx
@@ -262,7 +262,50 @@
         <w:t xml:space="preserve"> </w:t>
       </w:r>
       <w:r>
-        <w:t xml:space="preserve">— Quan hệ hình chữ U ngược giữa cường độ xuất khẩu (Foreign Sales to Total Sales, FSTS) và năng suất lao động được xác nhận qua cả ba đợt khảo sát, với điểm ngưỡng dao động trong khoảng 39% đến 46%, một biên độ bền vững khoảng 7 điểm phần trăm qua 14 năm thay đổi thể chế. Tính phi tuyến phản ánh tác động biên tham gia thị trường (Helpman, Melitz &amp; Yeaple, 2004): khi ước lượng lại trên mẫu con chỉ gồm các doanh nghiệp xuất khẩu, số hạng bậc hai mất ý nghĩa thống kê (β = −0,200, p = .660). TCI có quan hệ tích cực với năng suất trong cả ba đợt (pooled β = 0,179, p &lt; .001) và điều tiết độ cong của quan hệ I–P. Chỉ số website theo dõi lộ trình lỗi thời proxy Tầng 1: dương năm 2009, bằng không năm 2015 và tương tác âm với cường độ xuất khẩu năm 2023.</w:t>
+        <w:t xml:space="preserve">— Quan hệ hình chữ U ngược giữa cường độ xuất khẩu (Foreign Sales to Total Sales, FSTS) và năng suất lao động được xác nhận qua cả ba đợt khảo sát, với điểm ngưỡng dao động trong khoảng 39% đến 46%, một biên độ bền vững khoảng 7 điểm phần trăm qua 14 năm thay đổi thể chế. Tính phi tuyến phản ánh tác động biên tham gia thị trường (Helpman, Melitz &amp; Yeaple, 2004): khi ước lượng lại trên mẫu con chỉ gồm các doanh nghiệp xuất khẩu, số hạng bậc hai mất ý nghĩa thống kê (</w:t>
+      </w:r>
+      <m:oMath>
+        <m:r>
+          <m:t>β</m:t>
+        </m:r>
+        <m:r>
+          <m:rPr>
+            <m:sty m:val="p"/>
+          </m:rPr>
+          <m:t>=</m:t>
+        </m:r>
+        <m:r>
+          <m:rPr>
+            <m:sty m:val="p"/>
+          </m:rPr>
+          <m:t>−</m:t>
+        </m:r>
+        <m:r>
+          <m:t>0.200</m:t>
+        </m:r>
+      </m:oMath>
+      <w:r>
+        <w:t xml:space="preserve">, p = .660). TCI có quan hệ tích cực với năng suất trong cả ba đợt (pooled</w:t>
+      </w:r>
+      <w:r>
+        <w:t xml:space="preserve"> </w:t>
+      </w:r>
+      <m:oMath>
+        <m:r>
+          <m:t>β</m:t>
+        </m:r>
+        <m:r>
+          <m:rPr>
+            <m:sty m:val="p"/>
+          </m:rPr>
+          <m:t>=</m:t>
+        </m:r>
+        <m:r>
+          <m:t>0.179</m:t>
+        </m:r>
+      </m:oMath>
+      <w:r>
+        <w:t xml:space="preserve">, p &lt; .001) và điều tiết độ cong của quan hệ I–P. Chỉ số website theo dõi lộ trình lỗi thời proxy Tầng 1: dương năm 2009, bằng không năm 2015 và tương tác âm với cường độ xuất khẩu năm 2023.</w:t>
       </w:r>
     </w:p>
     <w:p>
@@ -384,7 +427,41 @@
         </w:numPr>
       </w:pPr>
       <w:r>
-        <w:t xml:space="preserve">TCI_z có quan hệ tích cực với năng suất trong cả ba đợt (β = 0,215; 0,128; 0,123) và mẫu gộp (β = 0,179, p &lt; .001), đồng thời điều tiết độ cong trong ba trong bốn bảng phân tích (M3 p chung = .040, .713, .027 và .003).</w:t>
+        <w:t xml:space="preserve">TCI_z có quan hệ tích cực với năng suất trong cả ba đợt (</w:t>
+      </w:r>
+      <m:oMath>
+        <m:r>
+          <m:t>β</m:t>
+        </m:r>
+        <m:r>
+          <m:rPr>
+            <m:sty m:val="p"/>
+          </m:rPr>
+          <m:t>=</m:t>
+        </m:r>
+        <m:r>
+          <m:t>0.215</m:t>
+        </m:r>
+      </m:oMath>
+      <w:r>
+        <w:t xml:space="preserve">; 0,128; 0,123) và mẫu gộp (</w:t>
+      </w:r>
+      <m:oMath>
+        <m:r>
+          <m:t>β</m:t>
+        </m:r>
+        <m:r>
+          <m:rPr>
+            <m:sty m:val="p"/>
+          </m:rPr>
+          <m:t>=</m:t>
+        </m:r>
+        <m:r>
+          <m:t>0.179</m:t>
+        </m:r>
+      </m:oMath>
+      <w:r>
+        <w:t xml:space="preserve">, p &lt; .001), đồng thời điều tiết độ cong trong ba trong bốn bảng phân tích (M3 p chung = .040, .713, .027 và .003).</w:t>
       </w:r>
     </w:p>
     <w:p>
@@ -413,7 +490,30 @@
         <w:t xml:space="preserve">Hình chữ U ngược về bản chất là hàm bậc thang qua rào cản tham gia xuất khẩu, thay vì đường cong bão hòa liên tục theo cường độ trong nhóm xuất khẩu</w:t>
       </w:r>
       <w:r>
-        <w:t xml:space="preserve">: khi ước lượng lại trên mẫu con chỉ gồm doanh nghiệp xuất khẩu (FSTS &gt; 0; pooled N = 669), số hạng bậc hai FSTS_c² mất ý nghĩa (β = −0,200, p = .660); chỉ khoảng 1,0% doanh nghiệp trong mẫu gộp nằm trong vùng ±5 điểm phần trăm quanh điểm ngưỡng. Ma sát liên quan đến năng suất trong nền kinh tế chuyển đổi xuất hiện tại biên tham gia, không phải trong khoảng đuôi cường độ.</w:t>
+        <w:t xml:space="preserve">: khi ước lượng lại trên mẫu con chỉ gồm doanh nghiệp xuất khẩu (FSTS &gt; 0; pooled N = 669), số hạng bậc hai FSTS_c² mất ý nghĩa (</w:t>
+      </w:r>
+      <m:oMath>
+        <m:r>
+          <m:t>β</m:t>
+        </m:r>
+        <m:r>
+          <m:rPr>
+            <m:sty m:val="p"/>
+          </m:rPr>
+          <m:t>=</m:t>
+        </m:r>
+        <m:r>
+          <m:rPr>
+            <m:sty m:val="p"/>
+          </m:rPr>
+          <m:t>−</m:t>
+        </m:r>
+        <m:r>
+          <m:t>0.200</m:t>
+        </m:r>
+      </m:oMath>
+      <w:r>
+        <w:t xml:space="preserve">, p = .660); chỉ khoảng 1,0% doanh nghiệp trong mẫu gộp nằm trong vùng ±5 điểm phần trăm quanh điểm ngưỡng. Ma sát liên quan đến năng suất trong nền kinh tế chuyển đổi xuất hiện tại biên tham gia, không phải trong khoảng đuôi cường độ.</w:t>
       </w:r>
     </w:p>
     <w:p>
@@ -424,7 +524,64 @@
         </w:numPr>
       </w:pPr>
       <w:r>
-        <w:t xml:space="preserve">Chỉ số hiện diện website nền tảng có hệ số mô tả dương năm 2009 (β = 0,175), bằng không năm 2015 (β = −0,044) và dương năm 2023 (β = 0,095); tương tác DAI × FSTS âm chỉ quan sát được năm 2023 (FSTS_c × DAI_z = −0,912, p = .043) được đọc là sự lỗi thời proxy Tầng 1 khi quyền sở hữu website lan rộng đến mức gần phổ quát (49,8% năm 2023 so với 42,5% năm 2009), chứ không phải bằng chứng về điều tiết năng lực số động.</w:t>
+        <w:t xml:space="preserve">Chỉ số hiện diện website nền tảng có hệ số mô tả dương năm 2009 (</w:t>
+      </w:r>
+      <m:oMath>
+        <m:r>
+          <m:t>β</m:t>
+        </m:r>
+        <m:r>
+          <m:rPr>
+            <m:sty m:val="p"/>
+          </m:rPr>
+          <m:t>=</m:t>
+        </m:r>
+        <m:r>
+          <m:t>0.175</m:t>
+        </m:r>
+      </m:oMath>
+      <w:r>
+        <w:t xml:space="preserve">), bằng không năm 2015 (</w:t>
+      </w:r>
+      <m:oMath>
+        <m:r>
+          <m:t>β</m:t>
+        </m:r>
+        <m:r>
+          <m:rPr>
+            <m:sty m:val="p"/>
+          </m:rPr>
+          <m:t>=</m:t>
+        </m:r>
+        <m:r>
+          <m:rPr>
+            <m:sty m:val="p"/>
+          </m:rPr>
+          <m:t>−</m:t>
+        </m:r>
+        <m:r>
+          <m:t>0.044</m:t>
+        </m:r>
+      </m:oMath>
+      <w:r>
+        <w:t xml:space="preserve">) và dương năm 2023 (</w:t>
+      </w:r>
+      <m:oMath>
+        <m:r>
+          <m:t>β</m:t>
+        </m:r>
+        <m:r>
+          <m:rPr>
+            <m:sty m:val="p"/>
+          </m:rPr>
+          <m:t>=</m:t>
+        </m:r>
+        <m:r>
+          <m:t>0.095</m:t>
+        </m:r>
+      </m:oMath>
+      <w:r>
+        <w:t xml:space="preserve">); tương tác DAI × FSTS âm chỉ quan sát được năm 2023 (FSTS_c × DAI_z = −0,912, p = .043) được đọc là sự lỗi thời proxy Tầng 1 khi quyền sở hữu website lan rộng đến mức gần phổ quát (49,8% năm 2023 so với 42,5% năm 2009), chứ không phải bằng chứng về điều tiết năng lực số động.</w:t>
       </w:r>
     </w:p>
     <w:p>
@@ -688,7 +845,36 @@
         <w:t xml:space="preserve"> </w:t>
       </w:r>
       <w:r>
-        <w:t xml:space="preserve">thay vì đường cong bão hòa chi phí phối hợp liên tục. Sự phân giải rõ ràng: khi ước lượng lại trên mẫu con chỉ gồm xuất khẩu, số hạng bậc hai FSTS sụp xuống thành β = −0,200 không có ý nghĩa (p = .660) và chỉ khoảng 1,0% doanh nghiệp trong mẫu gộp chiếm vùng lân cận ±5 điểm phần trăm của điểm ngưỡng. Điều này định vị ma sát liên quan đến năng suất tại biên tham gia, nơi ràng buộc thể chế, năng lực và chi phí chìm bị siết chặt nhất trong nền kinh tế chuyển đổi, thay vì trong khoảng đuôi cường độ nơi các lập luận chi phí phối hợp kiểu Uppsala thông thường vận hành. Tính phẳng trong nhóm xuất khẩu nhất quán với quan điểm rằng, một khi doanh nghiệp Việt Nam đã hấp thụ chi phí cố định của việc vượt qua ngưỡng vào thị trường quốc tế, cường độ bổ sung tự nó không kích hoạt bão hòa chi phí phối hợp đủ mạnh để đảo ngược mức tăng năng suất. Cách đọc hàm bậc thang này bổ sung điều kiện cho cách diễn giải hình chữ U ngược thông thường và hướng đến ma sát biên tham gia, thay vì bão hòa biên cường độ, là cơ chế ràng buộc chính trong động học I–P của nền kinh tế chuyển đổi. Sự phân kỳ giữa mô hình này và các mô hình được ghi nhận trong các nền kinh tế tiên tiến về số, nơi cơ chế chi phí phối hợp bị suy giảm bởi hạ tầng số toàn diện, neo đậu đầu chuyển đổi số của phổ thể chế và thúc đẩy các cơ chế cấp thể chế như những điều tiết viên ứng cử viên cho vị trí đường cong I–P.</w:t>
+        <w:t xml:space="preserve">thay vì đường cong bão hòa chi phí phối hợp liên tục. Sự phân giải rõ ràng: khi ước lượng lại trên mẫu con chỉ gồm xuất khẩu, số hạng bậc hai FSTS sụp xuống thành</w:t>
+      </w:r>
+      <w:r>
+        <w:t xml:space="preserve"> </w:t>
+      </w:r>
+      <m:oMath>
+        <m:r>
+          <m:t>β</m:t>
+        </m:r>
+        <m:r>
+          <m:rPr>
+            <m:sty m:val="p"/>
+          </m:rPr>
+          <m:t>=</m:t>
+        </m:r>
+        <m:r>
+          <m:rPr>
+            <m:sty m:val="p"/>
+          </m:rPr>
+          <m:t>−</m:t>
+        </m:r>
+        <m:r>
+          <m:t>0.200</m:t>
+        </m:r>
+      </m:oMath>
+      <w:r>
+        <w:t xml:space="preserve"> </w:t>
+      </w:r>
+      <w:r>
+        <w:t xml:space="preserve">không có ý nghĩa (p = .660) và chỉ khoảng 1,0% doanh nghiệp trong mẫu gộp chiếm vùng lân cận ±5 điểm phần trăm của điểm ngưỡng. Điều này định vị ma sát liên quan đến năng suất tại biên tham gia, nơi ràng buộc thể chế, năng lực và chi phí chìm bị siết chặt nhất trong nền kinh tế chuyển đổi, thay vì trong khoảng đuôi cường độ nơi các lập luận chi phí phối hợp kiểu Uppsala thông thường vận hành. Tính phẳng trong nhóm xuất khẩu nhất quán với quan điểm rằng, một khi doanh nghiệp Việt Nam đã hấp thụ chi phí cố định của việc vượt qua ngưỡng vào thị trường quốc tế, cường độ bổ sung tự nó không kích hoạt bão hòa chi phí phối hợp đủ mạnh để đảo ngược mức tăng năng suất. Cách đọc hàm bậc thang này bổ sung điều kiện cho cách diễn giải hình chữ U ngược thông thường và hướng đến ma sát biên tham gia, thay vì bão hòa biên cường độ, là cơ chế ràng buộc chính trong động học I–P của nền kinh tế chuyển đổi. Sự phân kỳ giữa mô hình này và các mô hình được ghi nhận trong các nền kinh tế tiên tiến về số, nơi cơ chế chi phí phối hợp bị suy giảm bởi hạ tầng số toàn diện, neo đậu đầu chuyển đổi số của phổ thể chế và thúc đẩy các cơ chế cấp thể chế như những điều tiết viên ứng cử viên cho vị trí đường cong I–P.</w:t>
       </w:r>
     </w:p>
     <w:bookmarkEnd w:id="28"/>
@@ -831,7 +1017,33 @@
         <w:pStyle w:val="BodyText"/>
       </w:pPr>
       <w:r>
-        <w:t xml:space="preserve">Đặc tả chỉ gồm xuất khẩu (Bảng H) cung cấp kiểm định trực tiếp nhất của H1b: nếu độ cong hình chữ U ngược phản ánh biến đổi cường độ trong nhóm xuất khẩu, số hạng bậc hai cần vẫn có ý nghĩa trong mẫu con đó. Mô hình gần phẳng quan sát được trong Bảng H (pooled FSTS_c² β = −0,200, p = .660) thay vào đó chỉ ra rằng biên tham gia (H1a) là nguồn chính của độ cong toàn mẫu.</w:t>
+        <w:t xml:space="preserve">Đặc tả chỉ gồm xuất khẩu (Bảng H) cung cấp kiểm định trực tiếp nhất của H1b: nếu độ cong hình chữ U ngược phản ánh biến đổi cường độ trong nhóm xuất khẩu, số hạng bậc hai cần vẫn có ý nghĩa trong mẫu con đó. Mô hình gần phẳng quan sát được trong Bảng H (pooled FSTS_c²</w:t>
+      </w:r>
+      <w:r>
+        <w:t xml:space="preserve"> </w:t>
+      </w:r>
+      <m:oMath>
+        <m:r>
+          <m:t>β</m:t>
+        </m:r>
+        <m:r>
+          <m:rPr>
+            <m:sty m:val="p"/>
+          </m:rPr>
+          <m:t>=</m:t>
+        </m:r>
+        <m:r>
+          <m:rPr>
+            <m:sty m:val="p"/>
+          </m:rPr>
+          <m:t>−</m:t>
+        </m:r>
+        <m:r>
+          <m:t>0.200</m:t>
+        </m:r>
+      </m:oMath>
+      <w:r>
+        <w:t xml:space="preserve">, p = .660) thay vào đó chỉ ra rằng biên tham gia (H1a) là nguồn chính của độ cong toàn mẫu.</w:t>
       </w:r>
     </w:p>
     <w:bookmarkEnd w:id="31"/>
@@ -2667,7 +2879,81 @@
         <w:pStyle w:val="FirstParagraph"/>
       </w:pPr>
       <w:r>
-        <w:t xml:space="preserve">Đợt 2009 thể hiện quan hệ quốc tế hóa–hiệu quả phi tuyến rõ ràng cùng với hiệu ứng năng lực và áp dụng số trực tiếp mạnh mẽ. Đặc tả hình chữ U ngược (M2) cho hệ số tuyến tính dương (β = 1,045, p = .015) và hệ số bậc hai âm (β = −1,774, p = .009). Kiểm định Lind–Mehlum bác bỏ đơn điệu tại p = .006. Trong đặc tả song song trực tiếp (M7), cả TCI_z (β = 0,215, p &lt; .001) và DAI_z (β = 0,175, p &lt; .001) đều dương. Điều tiết TCI có thể phân biệt thống kê khỏi không (M3 kiểm định chung p = .040; FSTS_c × TCI_z = −0,579, p = .087), nhưng điều tiết DAI thì không (M4 kiểm định chung p = .825; M8 đầy đủ kiểm định chung p = .700). Về thực chất, cả hai chiều năng lực trong năm 2009 vận hành chủ yếu như các bộ dịch chuyển mức trực tiếp. Chi phí phối hợp biên làm uốn cong đường cong I–P liên quan đến năng lực công nghệ (Technological Capability Index — TCI) chứ không phải hiện diện số cơ bản.</w:t>
+        <w:t xml:space="preserve">Đợt 2009 thể hiện quan hệ quốc tế hóa–hiệu quả phi tuyến rõ ràng cùng với hiệu ứng năng lực và áp dụng số trực tiếp mạnh mẽ. Đặc tả hình chữ U ngược (M2) cho hệ số tuyến tính dương (</w:t>
+      </w:r>
+      <m:oMath>
+        <m:r>
+          <m:t>β</m:t>
+        </m:r>
+        <m:r>
+          <m:rPr>
+            <m:sty m:val="p"/>
+          </m:rPr>
+          <m:t>=</m:t>
+        </m:r>
+        <m:r>
+          <m:t>1.045</m:t>
+        </m:r>
+      </m:oMath>
+      <w:r>
+        <w:t xml:space="preserve">, p = .015) và hệ số bậc hai âm (</w:t>
+      </w:r>
+      <m:oMath>
+        <m:r>
+          <m:t>β</m:t>
+        </m:r>
+        <m:r>
+          <m:rPr>
+            <m:sty m:val="p"/>
+          </m:rPr>
+          <m:t>=</m:t>
+        </m:r>
+        <m:r>
+          <m:rPr>
+            <m:sty m:val="p"/>
+          </m:rPr>
+          <m:t>−</m:t>
+        </m:r>
+        <m:r>
+          <m:t>1.774</m:t>
+        </m:r>
+      </m:oMath>
+      <w:r>
+        <w:t xml:space="preserve">, p = .009). Kiểm định Lind–Mehlum bác bỏ đơn điệu tại p = .006. Trong đặc tả song song trực tiếp (M7), cả TCI_z (</w:t>
+      </w:r>
+      <m:oMath>
+        <m:r>
+          <m:t>β</m:t>
+        </m:r>
+        <m:r>
+          <m:rPr>
+            <m:sty m:val="p"/>
+          </m:rPr>
+          <m:t>=</m:t>
+        </m:r>
+        <m:r>
+          <m:t>0.215</m:t>
+        </m:r>
+      </m:oMath>
+      <w:r>
+        <w:t xml:space="preserve">, p &lt; .001) và DAI_z (</w:t>
+      </w:r>
+      <m:oMath>
+        <m:r>
+          <m:t>β</m:t>
+        </m:r>
+        <m:r>
+          <m:rPr>
+            <m:sty m:val="p"/>
+          </m:rPr>
+          <m:t>=</m:t>
+        </m:r>
+        <m:r>
+          <m:t>0.175</m:t>
+        </m:r>
+      </m:oMath>
+      <w:r>
+        <w:t xml:space="preserve">, p &lt; .001) đều dương. Điều tiết TCI có thể phân biệt thống kê khỏi không (M3 kiểm định chung p = .040; FSTS_c × TCI_z = −0,579, p = .087), nhưng điều tiết DAI thì không (M4 kiểm định chung p = .825; M8 đầy đủ kiểm định chung p = .700). Về thực chất, cả hai chiều năng lực trong năm 2009 vận hành chủ yếu như các bộ dịch chuyển mức trực tiếp. Chi phí phối hợp biên làm uốn cong đường cong I–P liên quan đến năng lực công nghệ (Technological Capability Index — TCI) chứ không phải hiện diện số cơ bản.</w:t>
       </w:r>
     </w:p>
     <w:p>
@@ -2675,7 +2961,99 @@
         <w:pStyle w:val="BodyText"/>
       </w:pPr>
       <w:r>
-        <w:t xml:space="preserve">Đợt 2015 cho thấy độ cong rõ ràng nhưng kênh số yếu nhất. M2 tạo ra FSTS_c β = 1,159 (p = .029) và FSTS_c² β = −2,115 (p = .004), với kiểm định Lind–Mehlum p = .009. TCI_z duy trì tương quan trực tiếp dương (β = 0,128, p = .010) nhưng chỉ đạt khoảng 60% độ lớn năm 2009. DAI_z mất hoàn toàn tính nổi bật trực tiếp (β = −0,044, p = .377). Điều tiết TCI không có ý nghĩa trong đợt này (M3 kiểm định chung p = .713). Điều tiết DAI tốt nhất chỉ đạt mức biên (M4 kiểm định chung p = .125; M8 kiểm định chung p = .093). Đọc như một mô tả giai đoạn, năm 2015 là đợt mà độ cong I–P đặc biệt sắc nét trong khi kênh số thu hẹp hoàn toàn, phù hợp với lý giải đường cong J năng suất rằng các doanh nghiệp đầu tư vào công cụ số cơ bản trước khi các điều chỉnh tổ chức bổ sung tạo ra lợi ích năng suất đo được (Brynjolfsson et al., 2021).</w:t>
+        <w:t xml:space="preserve">Đợt 2015 cho thấy độ cong rõ ràng nhưng kênh số yếu nhất. M2 tạo ra FSTS_c</w:t>
+      </w:r>
+      <w:r>
+        <w:t xml:space="preserve"> </w:t>
+      </w:r>
+      <m:oMath>
+        <m:r>
+          <m:t>β</m:t>
+        </m:r>
+        <m:r>
+          <m:rPr>
+            <m:sty m:val="p"/>
+          </m:rPr>
+          <m:t>=</m:t>
+        </m:r>
+        <m:r>
+          <m:t>1.159</m:t>
+        </m:r>
+      </m:oMath>
+      <w:r>
+        <w:t xml:space="preserve"> </w:t>
+      </w:r>
+      <w:r>
+        <w:t xml:space="preserve">(p = .029) và FSTS_c²</w:t>
+      </w:r>
+      <w:r>
+        <w:t xml:space="preserve"> </w:t>
+      </w:r>
+      <m:oMath>
+        <m:r>
+          <m:t>β</m:t>
+        </m:r>
+        <m:r>
+          <m:rPr>
+            <m:sty m:val="p"/>
+          </m:rPr>
+          <m:t>=</m:t>
+        </m:r>
+        <m:r>
+          <m:rPr>
+            <m:sty m:val="p"/>
+          </m:rPr>
+          <m:t>−</m:t>
+        </m:r>
+        <m:r>
+          <m:t>2.115</m:t>
+        </m:r>
+      </m:oMath>
+      <w:r>
+        <w:t xml:space="preserve"> </w:t>
+      </w:r>
+      <w:r>
+        <w:t xml:space="preserve">(p = .004), với kiểm định Lind–Mehlum p = .009. TCI_z duy trì tương quan trực tiếp dương (</w:t>
+      </w:r>
+      <m:oMath>
+        <m:r>
+          <m:t>β</m:t>
+        </m:r>
+        <m:r>
+          <m:rPr>
+            <m:sty m:val="p"/>
+          </m:rPr>
+          <m:t>=</m:t>
+        </m:r>
+        <m:r>
+          <m:t>0.128</m:t>
+        </m:r>
+      </m:oMath>
+      <w:r>
+        <w:t xml:space="preserve">, p = .010) nhưng chỉ đạt khoảng 60% độ lớn năm 2009. DAI_z mất hoàn toàn tính nổi bật trực tiếp (</w:t>
+      </w:r>
+      <m:oMath>
+        <m:r>
+          <m:t>β</m:t>
+        </m:r>
+        <m:r>
+          <m:rPr>
+            <m:sty m:val="p"/>
+          </m:rPr>
+          <m:t>=</m:t>
+        </m:r>
+        <m:r>
+          <m:rPr>
+            <m:sty m:val="p"/>
+          </m:rPr>
+          <m:t>−</m:t>
+        </m:r>
+        <m:r>
+          <m:t>0.044</m:t>
+        </m:r>
+      </m:oMath>
+      <w:r>
+        <w:t xml:space="preserve">, p = .377). Điều tiết TCI không có ý nghĩa trong đợt này (M3 kiểm định chung p = .713). Điều tiết DAI tốt nhất chỉ đạt mức biên (M4 kiểm định chung p = .125; M8 kiểm định chung p = .093). Đọc như một mô tả giai đoạn, năm 2015 là đợt mà độ cong I–P đặc biệt sắc nét trong khi kênh số thu hẹp hoàn toàn, phù hợp với lý giải đường cong J năng suất rằng các doanh nghiệp đầu tư vào công cụ số cơ bản trước khi các điều chỉnh tổ chức bổ sung tạo ra lợi ích năng suất đo được (Brynjolfsson et al., 2021).</w:t>
       </w:r>
     </w:p>
     <w:p>
@@ -2683,7 +3061,93 @@
         <w:pStyle w:val="BodyText"/>
       </w:pPr>
       <w:r>
-        <w:t xml:space="preserve">Đợt 2023 là nơi tín hiệu điều tiết số xuất hiện rõ nét nhất. M2 một lần nữa chỉ ra hình chữ U ngược rõ ràng (FSTS_c β = 0,962, p = .039; FSTS_c² β = −1,686, p = .008; kiểm định Lind–Mehlum p = .013). Trong M7 song song trực tiếp, cả hai chiều năng lực đều dương và có ý nghĩa (TCI_z β = 0,123, p = .006; DAI_z β = 0,095, p = .038). Khi các số hạng tương tác DAI được thêm vào M8, tương tác tuyến tính âm và có ý nghĩa riêng lẻ (FSTS_c × DAI_z = −0,912, p = .043). Tương tác bậc hai dương nhưng không đạt ngưỡng ý nghĩa thông thường (FSTS_c² × DAI_z = 1,043, p = .099). Kiểm định chung vượt ngưỡng .05 (M4 kiểm định chung p = .102; M8 kiểm định chung p = .062). Diễn giải thực chất là đến năm 2023, áp dụng số cơ bản trở nên có điều kiện hơn theo cường độ xuất khẩu: khi các nhà xuất khẩu vượt qua mức FSTS vừa phải, đóng góp năng suất của hiện diện số cơ bản suy giảm và có thể khuếch đại thay vì giảm nhẹ gánh nặng phối hợp. Điều này phù hợp với quan điểm rằng việc áp dụng chỉ ở mức website là không đủ khi năng lực số giao dịch và tích hợp quy trình sâu hơn vẫn đang trưởng thành.</w:t>
+        <w:t xml:space="preserve">Đợt 2023 là nơi tín hiệu điều tiết số xuất hiện rõ nét nhất. M2 một lần nữa chỉ ra hình chữ U ngược rõ ràng (FSTS_c</w:t>
+      </w:r>
+      <w:r>
+        <w:t xml:space="preserve"> </w:t>
+      </w:r>
+      <m:oMath>
+        <m:r>
+          <m:t>β</m:t>
+        </m:r>
+        <m:r>
+          <m:rPr>
+            <m:sty m:val="p"/>
+          </m:rPr>
+          <m:t>=</m:t>
+        </m:r>
+        <m:r>
+          <m:t>0.962</m:t>
+        </m:r>
+      </m:oMath>
+      <w:r>
+        <w:t xml:space="preserve">, p = .039; FSTS_c²</w:t>
+      </w:r>
+      <w:r>
+        <w:t xml:space="preserve"> </w:t>
+      </w:r>
+      <m:oMath>
+        <m:r>
+          <m:t>β</m:t>
+        </m:r>
+        <m:r>
+          <m:rPr>
+            <m:sty m:val="p"/>
+          </m:rPr>
+          <m:t>=</m:t>
+        </m:r>
+        <m:r>
+          <m:rPr>
+            <m:sty m:val="p"/>
+          </m:rPr>
+          <m:t>−</m:t>
+        </m:r>
+        <m:r>
+          <m:t>1.686</m:t>
+        </m:r>
+      </m:oMath>
+      <w:r>
+        <w:t xml:space="preserve">, p = .008; kiểm định Lind–Mehlum p = .013). Trong M7 song song trực tiếp, cả hai chiều năng lực đều dương và có ý nghĩa (TCI_z</w:t>
+      </w:r>
+      <w:r>
+        <w:t xml:space="preserve"> </w:t>
+      </w:r>
+      <m:oMath>
+        <m:r>
+          <m:t>β</m:t>
+        </m:r>
+        <m:r>
+          <m:rPr>
+            <m:sty m:val="p"/>
+          </m:rPr>
+          <m:t>=</m:t>
+        </m:r>
+        <m:r>
+          <m:t>0.123</m:t>
+        </m:r>
+      </m:oMath>
+      <w:r>
+        <w:t xml:space="preserve">, p = .006; DAI_z</w:t>
+      </w:r>
+      <w:r>
+        <w:t xml:space="preserve"> </w:t>
+      </w:r>
+      <m:oMath>
+        <m:r>
+          <m:t>β</m:t>
+        </m:r>
+        <m:r>
+          <m:rPr>
+            <m:sty m:val="p"/>
+          </m:rPr>
+          <m:t>=</m:t>
+        </m:r>
+        <m:r>
+          <m:t>0.095</m:t>
+        </m:r>
+      </m:oMath>
+      <w:r>
+        <w:t xml:space="preserve">, p = .038). Khi các số hạng tương tác DAI được thêm vào M8, tương tác tuyến tính âm và có ý nghĩa riêng lẻ (FSTS_c × DAI_z = −0,912, p = .043). Tương tác bậc hai dương nhưng không đạt ngưỡng ý nghĩa thông thường (FSTS_c² × DAI_z = 1,043, p = .099). Kiểm định chung vượt ngưỡng .05 (M4 kiểm định chung p = .102; M8 kiểm định chung p = .062). Diễn giải thực chất là đến năm 2023, áp dụng số cơ bản trở nên có điều kiện hơn theo cường độ xuất khẩu: khi các nhà xuất khẩu vượt qua mức FSTS vừa phải, đóng góp năng suất của hiện diện số cơ bản suy giảm và có thể khuếch đại thay vì giảm nhẹ gánh nặng phối hợp. Điều này phù hợp với quan điểm rằng việc áp dụng chỉ ở mức website là không đủ khi năng lực số giao dịch và tích hợp quy trình sâu hơn vẫn đang trưởng thành.</w:t>
       </w:r>
     </w:p>
     <w:p>
@@ -2691,7 +3155,24 @@
         <w:pStyle w:val="BodyText"/>
       </w:pPr>
       <w:r>
-        <w:t xml:space="preserve">Một diễn giải bổ sung, phù hợp với kết quả không có ý nghĩa của 2SLS cho DAI được xử lý công cụ (β = 0,018, p = .942; Mục 4.5 Bảng K), là sự lỗi thời của biến đại diện (proxy): đến năm 2023, hiện diện website (Tầng 1, c22b) đã trở thành chứng nhận ngưỡng tối thiểu thay vì yếu tố phân biệt năng lực trong môi trường số đang trưởng thành của Việt Nam. Các doanh nghiệp có và không có website không còn được phân biệt có ý nghĩa về năng lực phối hợp xuyên biên giới ở tầng DAI mà c22b nắm bắt. Diễn giải này dự báo tương tác DAI×FSTS âm mà không yêu cầu "áp dụng số là xấu", thay vào đó, biến công cụ đã mất sức phân biệt khi việc áp dụng Tầng 1 đã lan tỏa đến gần mức phổ quát (49,8% năm 2023 so với 42,5% năm 2009). Chỉ số tổng hợp DAI_rich (Tầng 1+2; Mục 4.5 Bảng B, chỉ năm 2023) cung cấp kiểm định trong đợt về việc dấu có thay đổi không khi các mục Tầng 2 tạo điều kiện giao dịch (cường độ thanh toán điện tử) được thêm vào. Các phân tích trong tương lai mở rộng chỉ báo Tầng 2 theo đợt chéo sẽ tăng cường kiểm tra độ nhạy trong WBES này.</w:t>
+        <w:t xml:space="preserve">Một diễn giải bổ sung, phù hợp với kết quả không có ý nghĩa của 2SLS cho DAI được xử lý công cụ (</w:t>
+      </w:r>
+      <m:oMath>
+        <m:r>
+          <m:t>β</m:t>
+        </m:r>
+        <m:r>
+          <m:rPr>
+            <m:sty m:val="p"/>
+          </m:rPr>
+          <m:t>=</m:t>
+        </m:r>
+        <m:r>
+          <m:t>0.018</m:t>
+        </m:r>
+      </m:oMath>
+      <w:r>
+        <w:t xml:space="preserve">, p = .942; Mục 4.5 Bảng K), là sự lỗi thời của biến đại diện (proxy): đến năm 2023, hiện diện website (Tầng 1, c22b) đã trở thành chứng nhận ngưỡng tối thiểu thay vì yếu tố phân biệt năng lực trong môi trường số đang trưởng thành của Việt Nam. Các doanh nghiệp có và không có website không còn được phân biệt có ý nghĩa về năng lực phối hợp xuyên biên giới ở tầng DAI mà c22b nắm bắt. Diễn giải này dự báo tương tác DAI×FSTS âm mà không yêu cầu "áp dụng số là xấu", thay vào đó, biến công cụ đã mất sức phân biệt khi việc áp dụng Tầng 1 đã lan tỏa đến gần mức phổ quát (49,8% năm 2023 so với 42,5% năm 2009). Chỉ số tổng hợp DAI_rich (Tầng 1+2; Mục 4.5 Bảng B, chỉ năm 2023) cung cấp kiểm định trong đợt về việc dấu có thay đổi không khi các mục Tầng 2 tạo điều kiện giao dịch (cường độ thanh toán điện tử) được thêm vào. Các phân tích trong tương lai mở rộng chỉ báo Tầng 2 theo đợt chéo sẽ tăng cường kiểm tra độ nhạy trong WBES này.</w:t>
       </w:r>
     </w:p>
     <w:p>
@@ -2699,7 +3180,73 @@
         <w:pStyle w:val="BodyText"/>
       </w:pPr>
       <w:r>
-        <w:t xml:space="preserve">Nhìn chung, các kết quả theo từng đợt theo dấu hai tương quan đặc thù theo đợt, phù hợp với sự phụ thuộc giai đoạn. Năng lực công nghệ/tiêu chuẩn nước ngoài dương xuyên suốt ba đợt với độ lớn giảm nhẹ (TCI_z = 0,215 dẫn đến 0,128 dẫn đến 0,123) nhưng với điều tiết còn tồn tại trong các bảng 2009, 2023 và gộp. Hiện diện số dựa trên website theo quỹ đạo phi đơn điệu, mạnh năm 2009 (β = 0,175 ***), không có ý nghĩa năm 2015 (β = −0,044 n.s.), và tái xuất hiện năm 2023 (β = 0,095 *), và kênh điều tiết của nó chỉ xuất hiện vào năm 2023. Các kiểm định z theo đợt chéo Paternoster được báo cáo trong Mục 4.5 cho thấy sự sụt giảm DAI từ 2009 đến 2015 (z = 3,353, p &lt; .001) và sự phục hồi từ 2015 đến 2023 (z = −2,051, p = .040) đều là những dịch chuyển có thể phân biệt thống kê.</w:t>
+        <w:t xml:space="preserve">Nhìn chung, các kết quả theo từng đợt theo dấu hai tương quan đặc thù theo đợt, phù hợp với sự phụ thuộc giai đoạn. Năng lực công nghệ/tiêu chuẩn nước ngoài dương xuyên suốt ba đợt với độ lớn giảm nhẹ (TCI_z = 0,215 dẫn đến 0,128 dẫn đến 0,123) nhưng với điều tiết còn tồn tại trong các bảng 2009, 2023 và gộp. Hiện diện số dựa trên website theo quỹ đạo phi đơn điệu, mạnh năm 2009 (</w:t>
+      </w:r>
+      <m:oMath>
+        <m:r>
+          <m:t>β</m:t>
+        </m:r>
+        <m:r>
+          <m:rPr>
+            <m:sty m:val="p"/>
+          </m:rPr>
+          <m:t>=</m:t>
+        </m:r>
+        <m:r>
+          <m:t>0.175</m:t>
+        </m:r>
+      </m:oMath>
+      <w:r>
+        <w:t xml:space="preserve"> </w:t>
+      </w:r>
+      <w:r>
+        <w:t xml:space="preserve">***), không có ý nghĩa năm 2015 (</w:t>
+      </w:r>
+      <m:oMath>
+        <m:r>
+          <m:t>β</m:t>
+        </m:r>
+        <m:r>
+          <m:rPr>
+            <m:sty m:val="p"/>
+          </m:rPr>
+          <m:t>=</m:t>
+        </m:r>
+        <m:r>
+          <m:rPr>
+            <m:sty m:val="p"/>
+          </m:rPr>
+          <m:t>−</m:t>
+        </m:r>
+        <m:r>
+          <m:t>0.044</m:t>
+        </m:r>
+      </m:oMath>
+      <w:r>
+        <w:t xml:space="preserve"> </w:t>
+      </w:r>
+      <w:r>
+        <w:t xml:space="preserve">n.s.), và tái xuất hiện năm 2023 (</w:t>
+      </w:r>
+      <m:oMath>
+        <m:r>
+          <m:t>β</m:t>
+        </m:r>
+        <m:r>
+          <m:rPr>
+            <m:sty m:val="p"/>
+          </m:rPr>
+          <m:t>=</m:t>
+        </m:r>
+        <m:r>
+          <m:t>0.095</m:t>
+        </m:r>
+      </m:oMath>
+      <w:r>
+        <w:t xml:space="preserve"> </w:t>
+      </w:r>
+      <w:r>
+        <w:t xml:space="preserve">*), và kênh điều tiết của nó chỉ xuất hiện vào năm 2023. Các kiểm định z theo đợt chéo Paternoster được báo cáo trong Mục 4.5 cho thấy sự sụt giảm DAI từ 2009 đến 2015 (z = 3,353, p &lt; .001) và sự phục hồi từ 2015 đến 2023 (z = −2,051, p = .040) đều là những dịch chuyển có thể phân biệt thống kê.</w:t>
       </w:r>
     </w:p>
     <w:p>
@@ -2740,7 +3287,47 @@
         <w:pStyle w:val="FirstParagraph"/>
       </w:pPr>
       <w:r>
-        <w:t xml:space="preserve">Các ước lượng gộp nhất quán với quan hệ quốc tế hóa–hiệu quả phi tuyến trung bình. Trong đặc tả gộp M2, hệ số FSTS_c tuyến tính dương (β = 0,984, p &lt; .001) và hệ số bậc hai FSTS_c² âm (β = −1,909, p &lt; .001). Kiểm định Lind–Mehlum bác bỏ đơn điệu tại p &lt; .001 với điểm ngưỡng ước tính tại 39,7% cường độ xuất khẩu trực tiếp. Theo Haans, Pieters và He (2016), tất cả bốn điều kiện chính thức cho hình chữ U ngược thực sự đều được đáp ứng:</w:t>
+        <w:t xml:space="preserve">Các ước lượng gộp nhất quán với quan hệ quốc tế hóa–hiệu quả phi tuyến trung bình. Trong đặc tả gộp M2, hệ số FSTS_c tuyến tính dương (</w:t>
+      </w:r>
+      <m:oMath>
+        <m:r>
+          <m:t>β</m:t>
+        </m:r>
+        <m:r>
+          <m:rPr>
+            <m:sty m:val="p"/>
+          </m:rPr>
+          <m:t>=</m:t>
+        </m:r>
+        <m:r>
+          <m:t>0.984</m:t>
+        </m:r>
+      </m:oMath>
+      <w:r>
+        <w:t xml:space="preserve">, p &lt; .001) và hệ số bậc hai FSTS_c² âm (</w:t>
+      </w:r>
+      <m:oMath>
+        <m:r>
+          <m:t>β</m:t>
+        </m:r>
+        <m:r>
+          <m:rPr>
+            <m:sty m:val="p"/>
+          </m:rPr>
+          <m:t>=</m:t>
+        </m:r>
+        <m:r>
+          <m:rPr>
+            <m:sty m:val="p"/>
+          </m:rPr>
+          <m:t>−</m:t>
+        </m:r>
+        <m:r>
+          <m:t>1.909</m:t>
+        </m:r>
+      </m:oMath>
+      <w:r>
+        <w:t xml:space="preserve">, p &lt; .001). Kiểm định Lind–Mehlum bác bỏ đơn điệu tại p &lt; .001 với điểm ngưỡng ước tính tại 39,7% cường độ xuất khẩu trực tiếp. Theo Haans, Pieters và He (2016), tất cả bốn điều kiện chính thức cho hình chữ U ngược thực sự đều được đáp ứng:</w:t>
       </w:r>
     </w:p>
     <w:p>
@@ -2796,7 +3383,53 @@
         <w:pStyle w:val="FirstParagraph"/>
       </w:pPr>
       <w:r>
-        <w:t xml:space="preserve">Độ cong tồn tại trong đặc tả đầy đủ M8 (FSTS_c β = 0,845, p = .006; FSTS_c² β = −1,650, p &lt; .001). Hệ số tuyến tính dương và bậc hai âm phù hợp với mẫu hình chữ U ngược, nhất quán với H1 và phù hợp với bằng chứng phân tích tổng hợp về hình dạng phi tuyến của lợi nhuận quốc tế hóa ở các doanh nghiệp thị trường mới nổi (Marano et al., 2016).</w:t>
+        <w:t xml:space="preserve">Độ cong tồn tại trong đặc tả đầy đủ M8 (FSTS_c</w:t>
+      </w:r>
+      <w:r>
+        <w:t xml:space="preserve"> </w:t>
+      </w:r>
+      <m:oMath>
+        <m:r>
+          <m:t>β</m:t>
+        </m:r>
+        <m:r>
+          <m:rPr>
+            <m:sty m:val="p"/>
+          </m:rPr>
+          <m:t>=</m:t>
+        </m:r>
+        <m:r>
+          <m:t>0.845</m:t>
+        </m:r>
+      </m:oMath>
+      <w:r>
+        <w:t xml:space="preserve">, p = .006; FSTS_c²</w:t>
+      </w:r>
+      <w:r>
+        <w:t xml:space="preserve"> </w:t>
+      </w:r>
+      <m:oMath>
+        <m:r>
+          <m:t>β</m:t>
+        </m:r>
+        <m:r>
+          <m:rPr>
+            <m:sty m:val="p"/>
+          </m:rPr>
+          <m:t>=</m:t>
+        </m:r>
+        <m:r>
+          <m:rPr>
+            <m:sty m:val="p"/>
+          </m:rPr>
+          <m:t>−</m:t>
+        </m:r>
+        <m:r>
+          <m:t>1.650</m:t>
+        </m:r>
+      </m:oMath>
+      <w:r>
+        <w:t xml:space="preserve">, p &lt; .001). Hệ số tuyến tính dương và bậc hai âm phù hợp với mẫu hình chữ U ngược, nhất quán với H1 và phù hợp với bằng chứng phân tích tổng hợp về hình dạng phi tuyến của lợi nhuận quốc tế hóa ở các doanh nghiệp thị trường mới nổi (Marano et al., 2016).</w:t>
       </w:r>
     </w:p>
     <w:p>
@@ -3279,7 +3912,75 @@
         <w:pStyle w:val="BodyText"/>
       </w:pPr>
       <w:r>
-        <w:t xml:space="preserve">Bằng chứng gộp gợi ý rằng cả năng lực công nghệ lẫn áp dụng số cơ bản đều tương quan dương với hiệu quả doanh nghiệp trung bình. Trong đặc tả song song trực tiếp gộp M7, TCI_z dương (β = 0,179, p &lt; .001) và DAI_z dương và có ý nghĩa (β = 0,078, p = .004). Trong đặc tả đầy đủ M8, hệ số TCI_z về cơ bản không thay đổi (β = 0,184, p &lt; .001). Trong khi đó, hệ số trực tiếp DAI_z không thể phân biệt thống kê khỏi không (β = 0,032, p = .537) khi các số hạng tương tác được đưa vào.</w:t>
+        <w:t xml:space="preserve">Bằng chứng gộp gợi ý rằng cả năng lực công nghệ lẫn áp dụng số cơ bản đều tương quan dương với hiệu quả doanh nghiệp trung bình. Trong đặc tả song song trực tiếp gộp M7, TCI_z dương (</w:t>
+      </w:r>
+      <m:oMath>
+        <m:r>
+          <m:t>β</m:t>
+        </m:r>
+        <m:r>
+          <m:rPr>
+            <m:sty m:val="p"/>
+          </m:rPr>
+          <m:t>=</m:t>
+        </m:r>
+        <m:r>
+          <m:t>0.179</m:t>
+        </m:r>
+      </m:oMath>
+      <w:r>
+        <w:t xml:space="preserve">, p &lt; .001) và DAI_z dương và có ý nghĩa (</w:t>
+      </w:r>
+      <m:oMath>
+        <m:r>
+          <m:t>β</m:t>
+        </m:r>
+        <m:r>
+          <m:rPr>
+            <m:sty m:val="p"/>
+          </m:rPr>
+          <m:t>=</m:t>
+        </m:r>
+        <m:r>
+          <m:t>0.078</m:t>
+        </m:r>
+      </m:oMath>
+      <w:r>
+        <w:t xml:space="preserve">, p = .004). Trong đặc tả đầy đủ M8, hệ số TCI_z về cơ bản không thay đổi (</w:t>
+      </w:r>
+      <m:oMath>
+        <m:r>
+          <m:t>β</m:t>
+        </m:r>
+        <m:r>
+          <m:rPr>
+            <m:sty m:val="p"/>
+          </m:rPr>
+          <m:t>=</m:t>
+        </m:r>
+        <m:r>
+          <m:t>0.184</m:t>
+        </m:r>
+      </m:oMath>
+      <w:r>
+        <w:t xml:space="preserve">, p &lt; .001). Trong khi đó, hệ số trực tiếp DAI_z không thể phân biệt thống kê khỏi không (</w:t>
+      </w:r>
+      <m:oMath>
+        <m:r>
+          <m:t>β</m:t>
+        </m:r>
+        <m:r>
+          <m:rPr>
+            <m:sty m:val="p"/>
+          </m:rPr>
+          <m:t>=</m:t>
+        </m:r>
+        <m:r>
+          <m:t>0.032</m:t>
+        </m:r>
+      </m:oMath>
+      <w:r>
+        <w:t xml:space="preserve">, p = .537) khi các số hạng tương tác được đưa vào.</w:t>
       </w:r>
     </w:p>
     <w:p>
@@ -3619,7 +4320,101 @@
         <w:pStyle w:val="BodyText"/>
       </w:pPr>
       <w:r>
-        <w:t xml:space="preserve">H2 được ủng hộ: hệ số trực tiếp TCI_z dương (gộp β = 0,179, p &lt; .001) có ý nghĩa thống kê trong cả ba giai đoạn theo đợt (2009 p &lt; .001; 2015 p = .010; 2023 p = .006), và điều tiết TCI có thể phân biệt thống kê xuất hiện trong ba trong bốn bảng (M3 kiểm định chung p = .040, .713, .027 và .003). Kiểm soát cơ sở DAI_z báo cáo tương quan mức gộp dương (β = 0,078, p = .004) nhưng với biến động đáng kể từ đợt này sang đợt khác, mạnh năm 2009 (β = 0,175, p &lt; .001), không có ý nghĩa năm 2015 (β = −0,044, p = .377), và tái xuất hiện năm 2023 (β = 0,095, p = .038). Vì DAI_z chỉ lập chỉ mục hiện diện website Tầng 1 và không được hình thức hóa là giả thuyết chính trong bài báo này, sự biến động theo đợt này được báo cáo mô tả thay vì là kiểm định giả thuyết. Các kiểm định z theo đợt chéo Paternoster (Mục 4.5, Bảng F) cho thấy sự sụt giảm từ 2009 đến 2015 (z = 3,353, p &lt; .001) và sự phục hồi từ 2015 đến 2023 (z = −2,051, p = .040) đều là những dịch chuyển có thể phân biệt thống kê trong chuỗi Tầng 1 mô tả.</w:t>
+        <w:t xml:space="preserve">H2 được ủng hộ: hệ số trực tiếp TCI_z dương (gộp</w:t>
+      </w:r>
+      <w:r>
+        <w:t xml:space="preserve"> </w:t>
+      </w:r>
+      <m:oMath>
+        <m:r>
+          <m:t>β</m:t>
+        </m:r>
+        <m:r>
+          <m:rPr>
+            <m:sty m:val="p"/>
+          </m:rPr>
+          <m:t>=</m:t>
+        </m:r>
+        <m:r>
+          <m:t>0.179</m:t>
+        </m:r>
+      </m:oMath>
+      <w:r>
+        <w:t xml:space="preserve">, p &lt; .001) có ý nghĩa thống kê trong cả ba giai đoạn theo đợt (2009 p &lt; .001; 2015 p = .010; 2023 p = .006), và điều tiết TCI có thể phân biệt thống kê xuất hiện trong ba trong bốn bảng (M3 kiểm định chung p = .040, .713, .027 và .003). Kiểm soát cơ sở DAI_z báo cáo tương quan mức gộp dương (</w:t>
+      </w:r>
+      <m:oMath>
+        <m:r>
+          <m:t>β</m:t>
+        </m:r>
+        <m:r>
+          <m:rPr>
+            <m:sty m:val="p"/>
+          </m:rPr>
+          <m:t>=</m:t>
+        </m:r>
+        <m:r>
+          <m:t>0.078</m:t>
+        </m:r>
+      </m:oMath>
+      <w:r>
+        <w:t xml:space="preserve">, p = .004) nhưng với biến động đáng kể từ đợt này sang đợt khác, mạnh năm 2009 (</w:t>
+      </w:r>
+      <m:oMath>
+        <m:r>
+          <m:t>β</m:t>
+        </m:r>
+        <m:r>
+          <m:rPr>
+            <m:sty m:val="p"/>
+          </m:rPr>
+          <m:t>=</m:t>
+        </m:r>
+        <m:r>
+          <m:t>0.175</m:t>
+        </m:r>
+      </m:oMath>
+      <w:r>
+        <w:t xml:space="preserve">, p &lt; .001), không có ý nghĩa năm 2015 (</w:t>
+      </w:r>
+      <m:oMath>
+        <m:r>
+          <m:t>β</m:t>
+        </m:r>
+        <m:r>
+          <m:rPr>
+            <m:sty m:val="p"/>
+          </m:rPr>
+          <m:t>=</m:t>
+        </m:r>
+        <m:r>
+          <m:rPr>
+            <m:sty m:val="p"/>
+          </m:rPr>
+          <m:t>−</m:t>
+        </m:r>
+        <m:r>
+          <m:t>0.044</m:t>
+        </m:r>
+      </m:oMath>
+      <w:r>
+        <w:t xml:space="preserve">, p = .377), và tái xuất hiện năm 2023 (</w:t>
+      </w:r>
+      <m:oMath>
+        <m:r>
+          <m:t>β</m:t>
+        </m:r>
+        <m:r>
+          <m:rPr>
+            <m:sty m:val="p"/>
+          </m:rPr>
+          <m:t>=</m:t>
+        </m:r>
+        <m:r>
+          <m:t>0.095</m:t>
+        </m:r>
+      </m:oMath>
+      <w:r>
+        <w:t xml:space="preserve">, p = .038). Vì DAI_z chỉ lập chỉ mục hiện diện website Tầng 1 và không được hình thức hóa là giả thuyết chính trong bài báo này, sự biến động theo đợt này được báo cáo mô tả thay vì là kiểm định giả thuyết. Các kiểm định z theo đợt chéo Paternoster (Mục 4.5, Bảng F) cho thấy sự sụt giảm từ 2009 đến 2015 (z = 3,353, p &lt; .001) và sự phục hồi từ 2015 đến 2023 (z = −2,051, p = .040) đều là những dịch chuyển có thể phân biệt thống kê trong chuỗi Tầng 1 mô tả.</w:t>
       </w:r>
     </w:p>
     <w:p>
@@ -3732,7 +4527,56 @@
         <w:pStyle w:val="FirstParagraph"/>
       </w:pPr>
       <w:r>
-        <w:t xml:space="preserve">Trước khi đọc bảng tiếp theo, nghiên cứu neo người đọc vào cấu trúc hai biên được giới thiệu trong Mục 2.1. Hình chữ U ngược toàn mẫu mang thông tin về mẫu tham gia-và-cường độ kết hợp, nhưng độ cong của nó được xác định chủ yếu thông qua biên tham gia: chỉ ~1,0% doanh nghiệp gộp nằm trong ±5 điểm phần trăm so với điểm ngưỡng theo từng đợt (xem kiểm tra mật độ Mục 4.5), và phần lớn khối lượng nằm tại FSTS = 0. Khi tái khớp M2/M7/M8 trên mẫu con chỉ dành cho nhà xuất khẩu (FSTS &gt; 0; gộp N = 669, Mục 4.5 Bảng H), hệ số FSTS_c tuyến tính âm (β = −0,861, p &lt; .001) nhưng hệ số bậc hai không có ý nghĩa (FSTS_c² β = −0,200, p = .660, M8 kiểm định chung p = .462). H1a (biên tham gia) do đó là biên liên quan đến năng suất chủ đạo trong bộ dữ liệu này. Độ cong cường độ trong nhà xuất khẩu được H1b tuyên bố suy giảm khi biên tham gia được loại bỏ.</w:t>
+        <w:t xml:space="preserve">Trước khi đọc bảng tiếp theo, nghiên cứu neo người đọc vào cấu trúc hai biên được giới thiệu trong Mục 2.1. Hình chữ U ngược toàn mẫu mang thông tin về mẫu tham gia-và-cường độ kết hợp, nhưng độ cong của nó được xác định chủ yếu thông qua biên tham gia: chỉ ~1,0% doanh nghiệp gộp nằm trong ±5 điểm phần trăm so với điểm ngưỡng theo từng đợt (xem kiểm tra mật độ Mục 4.5), và phần lớn khối lượng nằm tại FSTS = 0. Khi tái khớp M2/M7/M8 trên mẫu con chỉ dành cho nhà xuất khẩu (FSTS &gt; 0; gộp N = 669, Mục 4.5 Bảng H), hệ số FSTS_c tuyến tính âm (</w:t>
+      </w:r>
+      <m:oMath>
+        <m:r>
+          <m:t>β</m:t>
+        </m:r>
+        <m:r>
+          <m:rPr>
+            <m:sty m:val="p"/>
+          </m:rPr>
+          <m:t>=</m:t>
+        </m:r>
+        <m:r>
+          <m:rPr>
+            <m:sty m:val="p"/>
+          </m:rPr>
+          <m:t>−</m:t>
+        </m:r>
+        <m:r>
+          <m:t>0.861</m:t>
+        </m:r>
+      </m:oMath>
+      <w:r>
+        <w:t xml:space="preserve">, p &lt; .001) nhưng hệ số bậc hai không có ý nghĩa (FSTS_c²</w:t>
+      </w:r>
+      <w:r>
+        <w:t xml:space="preserve"> </w:t>
+      </w:r>
+      <m:oMath>
+        <m:r>
+          <m:t>β</m:t>
+        </m:r>
+        <m:r>
+          <m:rPr>
+            <m:sty m:val="p"/>
+          </m:rPr>
+          <m:t>=</m:t>
+        </m:r>
+        <m:r>
+          <m:rPr>
+            <m:sty m:val="p"/>
+          </m:rPr>
+          <m:t>−</m:t>
+        </m:r>
+        <m:r>
+          <m:t>0.200</m:t>
+        </m:r>
+      </m:oMath>
+      <w:r>
+        <w:t xml:space="preserve">, p = .660, M8 kiểm định chung p = .462). H1a (biên tham gia) do đó là biên liên quan đến năng suất chủ đạo trong bộ dữ liệu này. Độ cong cường độ trong nhà xuất khẩu được H1b tuyên bố suy giảm khi biên tham gia được loại bỏ.</w:t>
       </w:r>
     </w:p>
     <w:p>
@@ -3799,7 +4643,167 @@
         <w:pStyle w:val="BodyText"/>
       </w:pPr>
       <w:r>
-        <w:t xml:space="preserve">Hình chữ U ngược được bảo tồn trong cả hai nhóm con nhưng sắc nét hơn trong sản xuất (FSTS_c β = 0,971, p = .001; FSTS_c² β = −1,883, p &lt; .001) so với phi sản xuất (FSTS_c β = 1,615, p = .064, biên; FSTS_c² β = −2,479, p = .046). Đáng kể hơn, các kênh năng lực và áp dụng số hoạt động chủ yếu trong sản xuất. Trong đặc tả song song trực tiếp M7, các doanh nghiệp sản xuất cho thấy tương quan trực tiếp TCI_z mạnh (β = 0,223, p &lt; .001) và tương quan trực tiếp DAI_z dương (β = 0,087, p = .009). Trong khi đó, doanh nghiệp phi sản xuất chỉ cho thấy hiệu ứng TCI_z biên (β = 0,090, p = .096) và hiệu ứng DAI_z không có ý nghĩa (β = 0,068, p = .133).</w:t>
+        <w:t xml:space="preserve">Hình chữ U ngược được bảo tồn trong cả hai nhóm con nhưng sắc nét hơn trong sản xuất (FSTS_c</w:t>
+      </w:r>
+      <w:r>
+        <w:t xml:space="preserve"> </w:t>
+      </w:r>
+      <m:oMath>
+        <m:r>
+          <m:t>β</m:t>
+        </m:r>
+        <m:r>
+          <m:rPr>
+            <m:sty m:val="p"/>
+          </m:rPr>
+          <m:t>=</m:t>
+        </m:r>
+        <m:r>
+          <m:t>0.971</m:t>
+        </m:r>
+      </m:oMath>
+      <w:r>
+        <w:t xml:space="preserve">, p = .001; FSTS_c²</w:t>
+      </w:r>
+      <w:r>
+        <w:t xml:space="preserve"> </w:t>
+      </w:r>
+      <m:oMath>
+        <m:r>
+          <m:t>β</m:t>
+        </m:r>
+        <m:r>
+          <m:rPr>
+            <m:sty m:val="p"/>
+          </m:rPr>
+          <m:t>=</m:t>
+        </m:r>
+        <m:r>
+          <m:rPr>
+            <m:sty m:val="p"/>
+          </m:rPr>
+          <m:t>−</m:t>
+        </m:r>
+        <m:r>
+          <m:t>1.883</m:t>
+        </m:r>
+      </m:oMath>
+      <w:r>
+        <w:t xml:space="preserve">, p &lt; .001) so với phi sản xuất (FSTS_c</w:t>
+      </w:r>
+      <w:r>
+        <w:t xml:space="preserve"> </w:t>
+      </w:r>
+      <m:oMath>
+        <m:r>
+          <m:t>β</m:t>
+        </m:r>
+        <m:r>
+          <m:rPr>
+            <m:sty m:val="p"/>
+          </m:rPr>
+          <m:t>=</m:t>
+        </m:r>
+        <m:r>
+          <m:t>1.615</m:t>
+        </m:r>
+      </m:oMath>
+      <w:r>
+        <w:t xml:space="preserve">, p = .064, biên; FSTS_c²</w:t>
+      </w:r>
+      <w:r>
+        <w:t xml:space="preserve"> </w:t>
+      </w:r>
+      <m:oMath>
+        <m:r>
+          <m:t>β</m:t>
+        </m:r>
+        <m:r>
+          <m:rPr>
+            <m:sty m:val="p"/>
+          </m:rPr>
+          <m:t>=</m:t>
+        </m:r>
+        <m:r>
+          <m:rPr>
+            <m:sty m:val="p"/>
+          </m:rPr>
+          <m:t>−</m:t>
+        </m:r>
+        <m:r>
+          <m:t>2.479</m:t>
+        </m:r>
+      </m:oMath>
+      <w:r>
+        <w:t xml:space="preserve">, p = .046). Đáng kể hơn, các kênh năng lực và áp dụng số hoạt động chủ yếu trong sản xuất. Trong đặc tả song song trực tiếp M7, các doanh nghiệp sản xuất cho thấy tương quan trực tiếp TCI_z mạnh (</w:t>
+      </w:r>
+      <m:oMath>
+        <m:r>
+          <m:t>β</m:t>
+        </m:r>
+        <m:r>
+          <m:rPr>
+            <m:sty m:val="p"/>
+          </m:rPr>
+          <m:t>=</m:t>
+        </m:r>
+        <m:r>
+          <m:t>0.223</m:t>
+        </m:r>
+      </m:oMath>
+      <w:r>
+        <w:t xml:space="preserve">, p &lt; .001) và tương quan trực tiếp DAI_z dương (</w:t>
+      </w:r>
+      <m:oMath>
+        <m:r>
+          <m:t>β</m:t>
+        </m:r>
+        <m:r>
+          <m:rPr>
+            <m:sty m:val="p"/>
+          </m:rPr>
+          <m:t>=</m:t>
+        </m:r>
+        <m:r>
+          <m:t>0.087</m:t>
+        </m:r>
+      </m:oMath>
+      <w:r>
+        <w:t xml:space="preserve">, p = .009). Trong khi đó, doanh nghiệp phi sản xuất chỉ cho thấy hiệu ứng TCI_z biên (</w:t>
+      </w:r>
+      <m:oMath>
+        <m:r>
+          <m:t>β</m:t>
+        </m:r>
+        <m:r>
+          <m:rPr>
+            <m:sty m:val="p"/>
+          </m:rPr>
+          <m:t>=</m:t>
+        </m:r>
+        <m:r>
+          <m:t>0.090</m:t>
+        </m:r>
+      </m:oMath>
+      <w:r>
+        <w:t xml:space="preserve">, p = .096) và hiệu ứng DAI_z không có ý nghĩa (</w:t>
+      </w:r>
+      <m:oMath>
+        <m:r>
+          <m:t>β</m:t>
+        </m:r>
+        <m:r>
+          <m:rPr>
+            <m:sty m:val="p"/>
+          </m:rPr>
+          <m:t>=</m:t>
+        </m:r>
+        <m:r>
+          <m:t>0.068</m:t>
+        </m:r>
+      </m:oMath>
+      <w:r>
+        <w:t xml:space="preserve">, p = .133).</w:t>
       </w:r>
     </w:p>
     <w:p>
@@ -3825,7 +4829,56 @@
         <w:t xml:space="preserve"> </w:t>
       </w:r>
       <w:r>
-        <w:t xml:space="preserve">Vì tỷ lệ nhà xuất khẩu là 28,4%, 20,7% và 18,8% qua các đợt, hình chữ U ngược được khớp trên toàn mẫu một phần được xác định bởi biên tham gia giữa FSTS = 0 và FSTS &gt; 0. Nghiên cứu tái khớp M2/M7/M8 trên mẫu con chỉ dành cho nhà xuất khẩu (N ≈ 281 năm 2009, 198 năm 2015, 190 năm 2023 và 669 gộp). Đặc tả chỉ dành cho nhà xuất khẩu gộp cho hệ số FSTS_c tuyến tính âm (β = −0,861, p &lt; .001) nhưng hệ số bậc hai không có ý nghĩa (FSTS_c² β = −0,200, p = .660). Kiểm định chung M8 của khối độ cong cộng điều tiết không có ý nghĩa (kiểm định F chung p = .462). Các ước lượng chỉ dành cho nhà xuất khẩu theo từng đợt tương tự nhiễu hơn và yếu hơn riêng lẻ so với các đối tác toàn mẫu.</w:t>
+        <w:t xml:space="preserve">Vì tỷ lệ nhà xuất khẩu là 28,4%, 20,7% và 18,8% qua các đợt, hình chữ U ngược được khớp trên toàn mẫu một phần được xác định bởi biên tham gia giữa FSTS = 0 và FSTS &gt; 0. Nghiên cứu tái khớp M2/M7/M8 trên mẫu con chỉ dành cho nhà xuất khẩu (N ≈ 281 năm 2009, 198 năm 2015, 190 năm 2023 và 669 gộp). Đặc tả chỉ dành cho nhà xuất khẩu gộp cho hệ số FSTS_c tuyến tính âm (</w:t>
+      </w:r>
+      <m:oMath>
+        <m:r>
+          <m:t>β</m:t>
+        </m:r>
+        <m:r>
+          <m:rPr>
+            <m:sty m:val="p"/>
+          </m:rPr>
+          <m:t>=</m:t>
+        </m:r>
+        <m:r>
+          <m:rPr>
+            <m:sty m:val="p"/>
+          </m:rPr>
+          <m:t>−</m:t>
+        </m:r>
+        <m:r>
+          <m:t>0.861</m:t>
+        </m:r>
+      </m:oMath>
+      <w:r>
+        <w:t xml:space="preserve">, p &lt; .001) nhưng hệ số bậc hai không có ý nghĩa (FSTS_c²</w:t>
+      </w:r>
+      <w:r>
+        <w:t xml:space="preserve"> </w:t>
+      </w:r>
+      <m:oMath>
+        <m:r>
+          <m:t>β</m:t>
+        </m:r>
+        <m:r>
+          <m:rPr>
+            <m:sty m:val="p"/>
+          </m:rPr>
+          <m:t>=</m:t>
+        </m:r>
+        <m:r>
+          <m:rPr>
+            <m:sty m:val="p"/>
+          </m:rPr>
+          <m:t>−</m:t>
+        </m:r>
+        <m:r>
+          <m:t>0.200</m:t>
+        </m:r>
+      </m:oMath>
+      <w:r>
+        <w:t xml:space="preserve">, p = .660). Kiểm định chung M8 của khối độ cong cộng điều tiết không có ý nghĩa (kiểm định F chung p = .462). Các ước lượng chỉ dành cho nhà xuất khẩu theo từng đợt tương tự nhiễu hơn và yếu hơn riêng lẻ so với các đối tác toàn mẫu.</w:t>
       </w:r>
     </w:p>
     <w:p>
@@ -3869,7 +4922,30 @@
         <w:t xml:space="preserve"> </w:t>
       </w:r>
       <w:r>
-        <w:t xml:space="preserve">Để kiểm tra liệu đặc tả S-curve (bậc ba) có nắm bắt tốt hơn mẫu I–P hay không, nghiên cứu tăng cường M2 gộp với số hạng bậc ba FSTS_c³. Hệ số bậc ba không có ý nghĩa thống kê (β = −1,763, p = .287). Các tiêu chí độ khớp mô hình ủng hộ bậc hai: AIC giảm 0,99 và BIC giảm 7,0 khi chuyển từ bậc ba về đặc tả bậc hai. Số hạng bậc ba không thay đổi đáng kể ước lượng điểm ngưỡng hoặc bất kỳ hệ số trọng tâm nào. Do đó, hình chữ U ngược đơn giản hơn (M2) được ưu tiên hơn S-curve trên cả cơ sở suy luận và tính tiết kiệm.</w:t>
+        <w:t xml:space="preserve">Để kiểm tra liệu đặc tả S-curve (bậc ba) có nắm bắt tốt hơn mẫu I–P hay không, nghiên cứu tăng cường M2 gộp với số hạng bậc ba FSTS_c³. Hệ số bậc ba không có ý nghĩa thống kê (</w:t>
+      </w:r>
+      <m:oMath>
+        <m:r>
+          <m:t>β</m:t>
+        </m:r>
+        <m:r>
+          <m:rPr>
+            <m:sty m:val="p"/>
+          </m:rPr>
+          <m:t>=</m:t>
+        </m:r>
+        <m:r>
+          <m:rPr>
+            <m:sty m:val="p"/>
+          </m:rPr>
+          <m:t>−</m:t>
+        </m:r>
+        <m:r>
+          <m:t>1.763</m:t>
+        </m:r>
+      </m:oMath>
+      <w:r>
+        <w:t xml:space="preserve">, p = .287). Các tiêu chí độ khớp mô hình ủng hộ bậc hai: AIC giảm 0,99 và BIC giảm 7,0 khi chuyển từ bậc ba về đặc tả bậc hai. Số hạng bậc ba không thay đổi đáng kể ước lượng điểm ngưỡng hoặc bất kỳ hệ số trọng tâm nào. Do đó, hình chữ U ngược đơn giản hơn (M2) được ưu tiên hơn S-curve trên cả cơ sở suy luận và tính tiết kiệm.</w:t>
       </w:r>
     </w:p>
     <w:p>
@@ -3935,7 +5011,24 @@
         <w:pStyle w:val="BodyText"/>
       </w:pPr>
       <w:r>
-        <w:t xml:space="preserve">Ước lượng bình phương tối thiểu hai giai đoạn (two-stage least squares — 2SLS) sử dụng tỷ lệ áp dụng ngang hàng theo ngành × vùng × đợt (loại trừ một quan sát) làm biến công cụ (Bảng K; thống kê F giai đoạn một 22–35, vượt ngưỡng Staiger–Stock) cho ước lượng DAI được xử lý công cụ là 0,018 (p = .942) và ước lượng TCI được xử lý công cụ là 1,639 (p &lt; .001). Hệ số DAI 2SLS không có ý nghĩa là kết quả kiểm định vững chính: nó cho thấy hiện diện website không có khả năng gây ra cải thiện năng suất ở Việt Nam năm 2023, tăng cường diễn giải sự lỗi thời của biến đại diện Tầng 1 về tương tác DAI×FSTS âm. Hệ số TCI được xử lý công cụ dương mạnh (β = 1,639, p &lt; .001, lớn hơn đáng kể so với ước lượng OLS, phù hợp với hiệu chỉnh thiên lệch suy giảm) tiếp tục cho thấy rằng năng lực công nghệ và tiêu chuẩn nước ngoài là cơ chế liên quan đến năng suất vững trong môi trường thể chế này.</w:t>
+        <w:t xml:space="preserve">Ước lượng bình phương tối thiểu hai giai đoạn (two-stage least squares — 2SLS) sử dụng tỷ lệ áp dụng ngang hàng theo ngành × vùng × đợt (loại trừ một quan sát) làm biến công cụ (Bảng K; thống kê F giai đoạn một 22–35, vượt ngưỡng Staiger–Stock) cho ước lượng DAI được xử lý công cụ là 0,018 (p = .942) và ước lượng TCI được xử lý công cụ là 1,639 (p &lt; .001). Hệ số DAI 2SLS không có ý nghĩa là kết quả kiểm định vững chính: nó cho thấy hiện diện website không có khả năng gây ra cải thiện năng suất ở Việt Nam năm 2023, tăng cường diễn giải sự lỗi thời của biến đại diện Tầng 1 về tương tác DAI×FSTS âm. Hệ số TCI được xử lý công cụ dương mạnh (</w:t>
+      </w:r>
+      <m:oMath>
+        <m:r>
+          <m:t>β</m:t>
+        </m:r>
+        <m:r>
+          <m:rPr>
+            <m:sty m:val="p"/>
+          </m:rPr>
+          <m:t>=</m:t>
+        </m:r>
+        <m:r>
+          <m:t>1.639</m:t>
+        </m:r>
+      </m:oMath>
+      <w:r>
+        <w:t xml:space="preserve">, p &lt; .001, lớn hơn đáng kể so với ước lượng OLS, phù hợp với hiệu chỉnh thiên lệch suy giảm) tiếp tục cho thấy rằng năng lực công nghệ và tiêu chuẩn nước ngoài là cơ chế liên quan đến năng suất vững trong môi trường thể chế này.</w:t>
       </w:r>
     </w:p>
     <w:p>
@@ -20207,7 +21300,24 @@
         <w:pStyle w:val="BodyText"/>
       </w:pPr>
       <w:r>
-        <w:t xml:space="preserve">Ngược lại, mối liên kết trực tiếp DAI được phát hiện bằng OLS được tái tạo dưới PSM (ATT khớp = 0,30–0,32, p &lt; .001) nhưng suy giảm về không dưới 2SLS (β = 0,02, p = .94). Kết hợp lại, các kết quả gợi ý rằng năng lực công nghệ / chuẩn mực nước ngoài hoạt động như một kênh năng suất vững hơn dưới nhận diện, trong khi sự hiện diện số trên web hoạt động như một dấu hiệu nhạy cảm hơn với ngữ cảnh và lựa chọn về tính không đồng nhất hiệu quả.</w:t>
+        <w:t xml:space="preserve">Ngược lại, mối liên kết trực tiếp DAI được phát hiện bằng OLS được tái tạo dưới PSM (ATT khớp = 0,30–0,32, p &lt; .001) nhưng suy giảm về không dưới 2SLS (</w:t>
+      </w:r>
+      <m:oMath>
+        <m:r>
+          <m:t>β</m:t>
+        </m:r>
+        <m:r>
+          <m:rPr>
+            <m:sty m:val="p"/>
+          </m:rPr>
+          <m:t>=</m:t>
+        </m:r>
+        <m:r>
+          <m:t>0.02</m:t>
+        </m:r>
+      </m:oMath>
+      <w:r>
+        <w:t xml:space="preserve">, p = .94). Kết hợp lại, các kết quả gợi ý rằng năng lực công nghệ / chuẩn mực nước ngoài hoạt động như một kênh năng suất vững hơn dưới nhận diện, trong khi sự hiện diện số trên web hoạt động như một dấu hiệu nhạy cảm hơn với ngữ cảnh và lựa chọn về tính không đồng nhất hiệu quả.</w:t>
       </w:r>
     </w:p>
     <w:p>
@@ -20375,7 +21485,27 @@
         <w:t xml:space="preserve"> </w:t>
       </w:r>
       <w:r>
-        <w:t xml:space="preserve">Mối liên kết trực tiếp TCI (gộp β = 0,179, p &lt; .001; β được công cụ hóa = 1,639) và vai trò làm phẳng độ cong của điều tiết TCI (M3 joint p = .003 gộp) hàm ý rằng rào cản ma sát năng suất ràng buộc trong dải này là trần phối hợp mà năng lực công nghệ và chuẩn mực nước ngoài hiệu quả nhất trong việc nới lỏng. Do đó, chi phí vốn nên hướng về các đầu tư TCI, công nghệ được cấp phép từ nước ngoài, hệ thống chứng nhận chất lượng chính thức, tích hợp quy trình với các khách hàng chính nước ngoài, thay vì nâng cấp DAI gia tăng ở lớp Tầng 1. Website cơ bản ở giai đoạn này là một yếu tố vệ sinh; điều tạo ra sự khác biệt kết quả năng suất trong nhóm là liệu doanh nghiệp có hấp thụ được năng lực công nghệ và chuẩn mực sâu hơn giúp hấp thụ chi phí phối hợp ở cường độ xuất khẩu cao hơn hay không.</w:t>
+        <w:t xml:space="preserve">Mối liên kết trực tiếp TCI (gộp</w:t>
+      </w:r>
+      <w:r>
+        <w:t xml:space="preserve"> </w:t>
+      </w:r>
+      <m:oMath>
+        <m:r>
+          <m:t>β</m:t>
+        </m:r>
+        <m:r>
+          <m:rPr>
+            <m:sty m:val="p"/>
+          </m:rPr>
+          <m:t>=</m:t>
+        </m:r>
+        <m:r>
+          <m:t>0.179</m:t>
+        </m:r>
+      </m:oMath>
+      <w:r>
+        <w:t xml:space="preserve">, p &lt; .001; β được công cụ hóa = 1,639) và vai trò làm phẳng độ cong của điều tiết TCI (M3 joint p = .003 gộp) hàm ý rằng rào cản ma sát năng suất ràng buộc trong dải này là trần phối hợp mà năng lực công nghệ và chuẩn mực nước ngoài hiệu quả nhất trong việc nới lỏng. Do đó, chi phí vốn nên hướng về các đầu tư TCI, công nghệ được cấp phép từ nước ngoài, hệ thống chứng nhận chất lượng chính thức, tích hợp quy trình với các khách hàng chính nước ngoài, thay vì nâng cấp DAI gia tăng ở lớp Tầng 1. Website cơ bản ở giai đoạn này là một yếu tố vệ sinh; điều tạo ra sự khác biệt kết quả năng suất trong nhóm là liệu doanh nghiệp có hấp thụ được năng lực công nghệ và chuẩn mực sâu hơn giúp hấp thụ chi phí phối hợp ở cường độ xuất khẩu cao hơn hay không.</w:t>
       </w:r>
     </w:p>
     <w:p>
@@ -20393,7 +21523,30 @@
         <w:t xml:space="preserve"> </w:t>
       </w:r>
       <w:r>
-        <w:t xml:space="preserve">Tương tác FSTS × DAI_z âm quan sát được năm 2023 (β = −0,912, p = .043) nhất quán với ranh giới Tầng 1 của chỉ số website WBES và sự suy giảm nội dung thông tin c22b do khuếch tán dân số. Đối với các nhà xuất khẩu cường độ cao, đầu tư biên vào hạ tầng website Tầng 1 mang lại mối liên kết năng suất gia tăng âm; rào cản ma sát ràng buộc là sự vắng mặt của tích hợp quy trình Tầng 2–3, thanh toán và số hóa chuỗi cung ứng, mà công cụ Tầng 1 WBES không thể nắm bắt nhưng phần mở rộng DAI_rich (Nhóm B) và bằng chứng nhóm định tính đều ủng hộ là con đường nâng cấp có liên quan.</w:t>
+        <w:t xml:space="preserve">Tương tác FSTS × DAI_z âm quan sát được năm 2023 (</w:t>
+      </w:r>
+      <m:oMath>
+        <m:r>
+          <m:t>β</m:t>
+        </m:r>
+        <m:r>
+          <m:rPr>
+            <m:sty m:val="p"/>
+          </m:rPr>
+          <m:t>=</m:t>
+        </m:r>
+        <m:r>
+          <m:rPr>
+            <m:sty m:val="p"/>
+          </m:rPr>
+          <m:t>−</m:t>
+        </m:r>
+        <m:r>
+          <m:t>0.912</m:t>
+        </m:r>
+      </m:oMath>
+      <w:r>
+        <w:t xml:space="preserve">, p = .043) nhất quán với ranh giới Tầng 1 của chỉ số website WBES và sự suy giảm nội dung thông tin c22b do khuếch tán dân số. Đối với các nhà xuất khẩu cường độ cao, đầu tư biên vào hạ tầng website Tầng 1 mang lại mối liên kết năng suất gia tăng âm; rào cản ma sát ràng buộc là sự vắng mặt của tích hợp quy trình Tầng 2–3, thanh toán và số hóa chuỗi cung ứng, mà công cụ Tầng 1 WBES không thể nắm bắt nhưng phần mở rộng DAI_rich (Nhóm B) và bằng chứng nhóm định tính đều ủng hộ là con đường nâng cấp có liên quan.</w:t>
       </w:r>
     </w:p>
     <w:p>
